--- a/flutter/Module 3 Dart Foundation/Chapter 2/Exercise handout/exercise1 handout.docx
+++ b/flutter/Module 3 Dart Foundation/Chapter 2/Exercise handout/exercise1 handout.docx
@@ -1,6 +1,6 @@
 
 <file path=word/document.xml><?xml version="1.0" encoding="utf-8"?>
-<w:document xmlns:wpc="http://schemas.microsoft.com/office/word/2010/wordprocessingCanvas" xmlns:mc="http://schemas.openxmlformats.org/markup-compatibility/2006" xmlns:o="urn:schemas-microsoft-com:office:office" xmlns:r="http://schemas.openxmlformats.org/officeDocument/2006/relationships" xmlns:m="http://schemas.openxmlformats.org/officeDocument/2006/math" xmlns:v="urn:schemas-microsoft-com:vml" xmlns:wp14="http://schemas.microsoft.com/office/word/2010/wordprocessingDrawing" xmlns:wp="http://schemas.openxmlformats.org/drawingml/2006/wordprocessingDrawing" xmlns:w="http://schemas.openxmlformats.org/wordprocessingml/2006/main" xmlns:w14="http://schemas.microsoft.com/office/word/2010/wordml" xmlns:w10="urn:schemas-microsoft-com:office:word" xmlns:w15="http://schemas.microsoft.com/office/word/2012/wordml" xmlns:wpg="http://schemas.microsoft.com/office/word/2010/wordprocessingGroup" xmlns:wpi="http://schemas.microsoft.com/office/word/2010/wordprocessingInk" xmlns:wne="http://schemas.microsoft.com/office/word/2006/wordml" xmlns:wps="http://schemas.microsoft.com/office/word/2010/wordprocessingShape" xmlns:wpsCustomData="http://www.wps.cn/officeDocument/2013/wpsCustomData" mc:Ignorable="w14 w15 wp14">
+<w:document xmlns:wpc="http://schemas.microsoft.com/office/word/2010/wordprocessingCanvas" xmlns:cx="http://schemas.microsoft.com/office/drawing/2014/chartex" xmlns:cx1="http://schemas.microsoft.com/office/drawing/2015/9/8/chartex" xmlns:cx2="http://schemas.microsoft.com/office/drawing/2015/10/21/chartex" xmlns:cx3="http://schemas.microsoft.com/office/drawing/2016/5/9/chartex" xmlns:cx4="http://schemas.microsoft.com/office/drawing/2016/5/10/chartex" xmlns:cx5="http://schemas.microsoft.com/office/drawing/2016/5/11/chartex" xmlns:cx6="http://schemas.microsoft.com/office/drawing/2016/5/12/chartex" xmlns:cx7="http://schemas.microsoft.com/office/drawing/2016/5/13/chartex" xmlns:cx8="http://schemas.microsoft.com/office/drawing/2016/5/14/chartex" xmlns:mc="http://schemas.openxmlformats.org/markup-compatibility/2006" xmlns:aink="http://schemas.microsoft.com/office/drawing/2016/ink" xmlns:am3d="http://schemas.microsoft.com/office/drawing/2017/model3d" xmlns:o="urn:schemas-microsoft-com:office:office" xmlns:oel="http://schemas.microsoft.com/office/2019/extlst" xmlns:r="http://schemas.openxmlformats.org/officeDocument/2006/relationships" xmlns:m="http://schemas.openxmlformats.org/officeDocument/2006/math" xmlns:v="urn:schemas-microsoft-com:vml" xmlns:wp14="http://schemas.microsoft.com/office/word/2010/wordprocessingDrawing" xmlns:wp="http://schemas.openxmlformats.org/drawingml/2006/wordprocessingDrawing" xmlns:w10="urn:schemas-microsoft-com:office:word" xmlns:w="http://schemas.openxmlformats.org/wordprocessingml/2006/main" xmlns:w14="http://schemas.microsoft.com/office/word/2010/wordml" xmlns:w15="http://schemas.microsoft.com/office/word/2012/wordml" xmlns:w16cex="http://schemas.microsoft.com/office/word/2018/wordml/cex" xmlns:w16cid="http://schemas.microsoft.com/office/word/2016/wordml/cid" xmlns:w16="http://schemas.microsoft.com/office/word/2018/wordml" xmlns:w16du="http://schemas.microsoft.com/office/word/2023/wordml/word16du" xmlns:w16sdtdh="http://schemas.microsoft.com/office/word/2020/wordml/sdtdatahash" xmlns:w16sdtfl="http://schemas.microsoft.com/office/word/2024/wordml/sdtformatlock" xmlns:w16se="http://schemas.microsoft.com/office/word/2015/wordml/symex" xmlns:wpg="http://schemas.microsoft.com/office/word/2010/wordprocessingGroup" xmlns:wpi="http://schemas.microsoft.com/office/word/2010/wordprocessingInk" xmlns:wne="http://schemas.microsoft.com/office/word/2006/wordml" xmlns:wps="http://schemas.microsoft.com/office/word/2010/wordprocessingShape" mc:Ignorable="w14 w15 w16se w16cid w16 w16cex w16sdtdh w16sdtfl w16du wp14">
   <w:body>
     <w:p>
       <w:pPr>
@@ -8,9 +8,9 @@
         <w:jc w:val="center"/>
       </w:pPr>
       <w:r>
-        <w:rPr>
-          <w:rtl w:val="0"/>
-        </w:rPr>
+        <w:t xml:space="preserve">            pp</w:t>
+      </w:r>
+      <w:r>
         <w:t>Palindrome number</w:t>
       </w:r>
     </w:p>
@@ -20,9 +20,6 @@
         <w:jc w:val="center"/>
       </w:pPr>
       <w:r>
-        <w:rPr>
-          <w:rtl w:val="0"/>
-        </w:rPr>
         <w:t>Exercise #1</w:t>
       </w:r>
     </w:p>
@@ -32,25 +29,15 @@
         <w:jc w:val="center"/>
       </w:pPr>
       <w:r>
-        <w:rPr>
-          <w:rtl w:val="0"/>
-        </w:rPr>
         <w:t>Flutter Developer Boot</w:t>
       </w:r>
       <w:r>
         <w:rPr>
-          <w:rFonts w:hint="default"/>
-          <w:rtl w:val="0"/>
           <w:lang w:val="en-IN"/>
         </w:rPr>
         <w:t>-</w:t>
       </w:r>
-      <w:bookmarkStart w:id="5" w:name="_GoBack"/>
-      <w:bookmarkEnd w:id="5"/>
-      <w:r>
-        <w:rPr>
-          <w:rtl w:val="0"/>
-        </w:rPr>
+      <w:r>
         <w:t>camp</w:t>
       </w:r>
     </w:p>
@@ -59,15 +46,12 @@
         <w:spacing w:before="240" w:after="240"/>
       </w:pPr>
       <w:r>
-        <w:rPr>
-          <w:rtl w:val="0"/>
-        </w:rPr>
         <w:t xml:space="preserve"> </w:t>
       </w:r>
     </w:p>
     <w:p>
       <w:pPr>
-        <w:pStyle w:val="2"/>
+        <w:pStyle w:val="Heading1"/>
         <w:keepNext w:val="0"/>
         <w:keepLines w:val="0"/>
         <w:spacing w:before="480"/>
@@ -84,17 +68,21 @@
           <w:b/>
           <w:sz w:val="46"/>
           <w:szCs w:val="46"/>
-          <w:rtl w:val="0"/>
         </w:rPr>
         <w:t>Purpose</w:t>
       </w:r>
     </w:p>
     <w:p>
       <w:r>
-        <w:rPr>
-          <w:rtl w:val="0"/>
-        </w:rPr>
-        <w:t xml:space="preserve">This exercise demonstrate how to check if a given integer is a palindrome using Dart. A palindrome number is one that reads the same backward as forward, such as 121 or 54545. The code achieves this by reversing the digits of the input number and comparing the reversed number with the original number. </w:t>
+        <w:t xml:space="preserve">This exercise </w:t>
+      </w:r>
+      <w:proofErr w:type="gramStart"/>
+      <w:r>
+        <w:t>demonstrate</w:t>
+      </w:r>
+      <w:proofErr w:type="gramEnd"/>
+      <w:r>
+        <w:t xml:space="preserve"> how to check if a given integer is a palindrome using Dart. A palindrome number is one that reads the same backward as forward, such as 121 or 54545. The code achieves this by reversing the digits of the input number and comparing the reversed number with the original number. </w:t>
       </w:r>
     </w:p>
     <w:p/>
@@ -119,16 +107,12 @@
           <w:b/>
           <w:sz w:val="46"/>
           <w:szCs w:val="46"/>
-          <w:rtl w:val="0"/>
         </w:rPr>
         <w:t>Problem</w:t>
       </w:r>
     </w:p>
     <w:p>
       <w:r>
-        <w:rPr>
-          <w:rtl w:val="0"/>
-        </w:rPr>
         <w:t>This exercise illustrates a simple Dart program designed to check whether a given integer is a palindrome. A palindrome number is one that reads the same forwards and backwards, like 121 or 54545. The code achieves this by reversing the digits of the input number and then comparing the reversed number to the original number. The process includes:</w:t>
       </w:r>
     </w:p>
@@ -138,15 +122,8 @@
           <w:ilvl w:val="0"/>
           <w:numId w:val="1"/>
         </w:numPr>
-        <w:ind w:left="720" w:hanging="360"/>
-        <w:rPr>
-          <w:u w:val="none"/>
-        </w:rPr>
-      </w:pPr>
-      <w:r>
-        <w:rPr>
-          <w:rtl w:val="0"/>
-        </w:rPr>
+      </w:pPr>
+      <w:r>
         <w:t>Extracting digits from the original number.</w:t>
       </w:r>
     </w:p>
@@ -156,15 +133,8 @@
           <w:ilvl w:val="0"/>
           <w:numId w:val="1"/>
         </w:numPr>
-        <w:ind w:left="720" w:hanging="360"/>
-        <w:rPr>
-          <w:u w:val="none"/>
-        </w:rPr>
-      </w:pPr>
-      <w:r>
-        <w:rPr>
-          <w:rtl w:val="0"/>
-        </w:rPr>
+      </w:pPr>
+      <w:r>
         <w:t>Building the reversed number.</w:t>
       </w:r>
     </w:p>
@@ -174,15 +144,8 @@
           <w:ilvl w:val="0"/>
           <w:numId w:val="1"/>
         </w:numPr>
-        <w:ind w:left="720" w:hanging="360"/>
-        <w:rPr>
-          <w:u w:val="none"/>
-        </w:rPr>
-      </w:pPr>
-      <w:r>
-        <w:rPr>
-          <w:rtl w:val="0"/>
-        </w:rPr>
+      </w:pPr>
+      <w:r>
         <w:t>Comparing the reversed number to the original.</w:t>
       </w:r>
     </w:p>
@@ -192,23 +155,12 @@
           <w:ilvl w:val="0"/>
           <w:numId w:val="1"/>
         </w:numPr>
-        <w:ind w:left="720" w:hanging="360"/>
-        <w:rPr>
-          <w:u w:val="none"/>
-        </w:rPr>
-      </w:pPr>
-      <w:r>
-        <w:rPr>
-          <w:rtl w:val="0"/>
-        </w:rPr>
+      </w:pPr>
+      <w:r>
         <w:t>Outputting whether the number is a palindrome or not.</w:t>
       </w:r>
     </w:p>
-    <w:p>
-      <w:pPr>
-        <w:ind w:left="0" w:firstLine="0"/>
-      </w:pPr>
-    </w:p>
+    <w:p/>
     <w:p/>
     <w:p>
       <w:pPr>
@@ -223,7 +175,6 @@
           <w:b/>
           <w:sz w:val="46"/>
           <w:szCs w:val="46"/>
-          <w:rtl w:val="0"/>
         </w:rPr>
         <w:t>How to Solve</w:t>
       </w:r>
@@ -234,16 +185,12 @@
         <w:ind w:left="360"/>
       </w:pPr>
       <w:r>
-        <w:rPr>
-          <w:rtl w:val="0"/>
-        </w:rPr>
         <w:t>1.</w:t>
       </w:r>
       <w:r>
         <w:rPr>
           <w:sz w:val="14"/>
           <w:szCs w:val="14"/>
-          <w:rtl w:val="0"/>
         </w:rPr>
         <w:t xml:space="preserve">  </w:t>
       </w:r>
@@ -251,14 +198,10 @@
         <w:rPr>
           <w:sz w:val="14"/>
           <w:szCs w:val="14"/>
-          <w:rtl w:val="0"/>
         </w:rPr>
         <w:tab/>
       </w:r>
       <w:r>
-        <w:rPr>
-          <w:rtl w:val="0"/>
-        </w:rPr>
         <w:t>Checkout the Exercise from Git Repo:</w:t>
       </w:r>
     </w:p>
@@ -267,9 +210,6 @@
         <w:spacing w:before="240" w:after="240"/>
       </w:pPr>
       <w:r>
-        <w:rPr>
-          <w:rtl w:val="0"/>
-        </w:rPr>
         <w:t>git clone -b &lt;user-branch&gt; &lt;repo-URL&gt;</w:t>
       </w:r>
     </w:p>
@@ -279,16 +219,12 @@
         <w:ind w:left="360"/>
       </w:pPr>
       <w:r>
-        <w:rPr>
-          <w:rtl w:val="0"/>
-        </w:rPr>
         <w:t>2.</w:t>
       </w:r>
       <w:r>
         <w:rPr>
           <w:sz w:val="14"/>
           <w:szCs w:val="14"/>
-          <w:rtl w:val="0"/>
         </w:rPr>
         <w:t xml:space="preserve">  </w:t>
       </w:r>
@@ -296,14 +232,10 @@
         <w:rPr>
           <w:sz w:val="14"/>
           <w:szCs w:val="14"/>
-          <w:rtl w:val="0"/>
         </w:rPr>
         <w:tab/>
       </w:r>
       <w:r>
-        <w:rPr>
-          <w:rtl w:val="0"/>
-        </w:rPr>
         <w:t>Open the root folder inside VS Code</w:t>
       </w:r>
     </w:p>
@@ -313,16 +245,12 @@
         <w:ind w:left="360"/>
       </w:pPr>
       <w:r>
-        <w:rPr>
-          <w:rtl w:val="0"/>
-        </w:rPr>
         <w:t>3.</w:t>
       </w:r>
       <w:r>
         <w:rPr>
           <w:sz w:val="14"/>
           <w:szCs w:val="14"/>
-          <w:rtl w:val="0"/>
         </w:rPr>
         <w:t xml:space="preserve">  </w:t>
       </w:r>
@@ -330,14 +258,10 @@
         <w:rPr>
           <w:sz w:val="14"/>
           <w:szCs w:val="14"/>
-          <w:rtl w:val="0"/>
         </w:rPr>
         <w:tab/>
       </w:r>
       <w:r>
-        <w:rPr>
-          <w:rtl w:val="0"/>
-        </w:rPr>
         <w:t>Open the root folder in terminal</w:t>
       </w:r>
     </w:p>
@@ -345,45 +269,42 @@
       <w:pPr>
         <w:spacing w:before="240" w:after="240"/>
         <w:rPr>
-          <w:rFonts w:ascii="Courier New" w:hAnsi="Courier New" w:eastAsia="Courier New" w:cs="Courier New"/>
-        </w:rPr>
-      </w:pPr>
-      <w:r>
-        <w:rPr>
-          <w:rtl w:val="0"/>
-        </w:rPr>
+          <w:rFonts w:ascii="Courier New" w:eastAsia="Courier New" w:hAnsi="Courier New" w:cs="Courier New"/>
+        </w:rPr>
+      </w:pPr>
+      <w:r>
         <w:t xml:space="preserve">4.         Run the command </w:t>
       </w:r>
       <w:r>
         <w:rPr>
-          <w:rFonts w:ascii="Courier New" w:hAnsi="Courier New" w:eastAsia="Courier New" w:cs="Courier New"/>
-          <w:rtl w:val="0"/>
-        </w:rPr>
-        <w:t>dart run filename.dart</w:t>
-      </w:r>
-    </w:p>
-    <w:p>
-      <w:pPr>
-        <w:spacing w:before="240" w:after="240"/>
-      </w:pPr>
-      <w:r>
-        <w:rPr>
-          <w:rtl w:val="0"/>
-        </w:rPr>
+          <w:rFonts w:ascii="Courier New" w:eastAsia="Courier New" w:hAnsi="Courier New" w:cs="Courier New"/>
+        </w:rPr>
+        <w:t xml:space="preserve">dart run </w:t>
+      </w:r>
+      <w:proofErr w:type="gramStart"/>
+      <w:r>
+        <w:rPr>
+          <w:rFonts w:ascii="Courier New" w:eastAsia="Courier New" w:hAnsi="Courier New" w:cs="Courier New"/>
+        </w:rPr>
+        <w:t>filename.dart</w:t>
+      </w:r>
+      <w:proofErr w:type="gramEnd"/>
+    </w:p>
+    <w:p>
+      <w:pPr>
+        <w:spacing w:before="240" w:after="240"/>
+      </w:pPr>
+      <w:r>
         <w:t>5.</w:t>
       </w:r>
       <w:r>
         <w:rPr>
           <w:sz w:val="14"/>
           <w:szCs w:val="14"/>
-          <w:rtl w:val="0"/>
         </w:rPr>
         <w:t xml:space="preserve">             </w:t>
       </w:r>
       <w:r>
-        <w:rPr>
-          <w:rtl w:val="0"/>
-        </w:rPr>
         <w:t>Reverses the digits: The loop extracts each digit from the end of the original number, builds the reversed number step by step, and reduces the original number by removing the last digit each time.</w:t>
       </w:r>
     </w:p>
@@ -392,9 +313,7 @@
         <w:spacing w:before="240" w:after="240"/>
       </w:pPr>
       <w:r>
-        <w:rPr>
-          <w:rtl w:val="0"/>
-        </w:rPr>
+        <w:lastRenderedPageBreak/>
         <w:t>6.        Compares: After reversing, it checks if the reversed number matches the original number.</w:t>
       </w:r>
     </w:p>
@@ -403,9 +322,6 @@
         <w:spacing w:before="240" w:after="240"/>
       </w:pPr>
       <w:r>
-        <w:rPr>
-          <w:rtl w:val="0"/>
-        </w:rPr>
         <w:t>7.        Outputs Result: Prints whether the original number is a palindrome based on the comparison.</w:t>
       </w:r>
     </w:p>
@@ -419,16 +335,12 @@
         <w:spacing w:before="240" w:after="240"/>
       </w:pPr>
       <w:r>
-        <w:rPr>
-          <w:rtl w:val="0"/>
-        </w:rPr>
         <w:t>8.</w:t>
       </w:r>
       <w:r>
         <w:rPr>
           <w:sz w:val="14"/>
           <w:szCs w:val="14"/>
-          <w:rtl w:val="0"/>
         </w:rPr>
         <w:t xml:space="preserve">  </w:t>
       </w:r>
@@ -436,14 +348,10 @@
         <w:rPr>
           <w:sz w:val="14"/>
           <w:szCs w:val="14"/>
-          <w:rtl w:val="0"/>
         </w:rPr>
         <w:tab/>
       </w:r>
       <w:r>
-        <w:rPr>
-          <w:rtl w:val="0"/>
-        </w:rPr>
         <w:t xml:space="preserve">Go To File: &lt;specific-file-with---method&gt; à &lt;method-name&gt;, implement your logic. </w:t>
       </w:r>
     </w:p>
@@ -474,7 +382,6 @@
           <w:b/>
           <w:sz w:val="32"/>
           <w:szCs w:val="32"/>
-          <w:rtl w:val="0"/>
         </w:rPr>
         <w:t>You will Achieve</w:t>
       </w:r>
@@ -482,28 +389,32 @@
     <w:p>
       <w:pPr>
         <w:spacing w:before="240" w:after="240"/>
-        <w:ind w:left="720" w:firstLine="0"/>
-        <w:jc w:val="both"/>
-      </w:pPr>
-      <w:r>
-        <w:rPr>
-          <w:rtl w:val="0"/>
-        </w:rPr>
-        <w:t>When you complete this exercise you will learn the following:</w:t>
-      </w:r>
-    </w:p>
-    <w:p>
-      <w:pPr>
-        <w:spacing w:before="240" w:after="240"/>
-        <w:jc w:val="both"/>
-        <w:rPr>
-          <w:b/>
-        </w:rPr>
-      </w:pPr>
-      <w:r>
-        <w:rPr>
-          <w:b/>
-          <w:rtl w:val="0"/>
+        <w:ind w:left="720"/>
+        <w:jc w:val="both"/>
+      </w:pPr>
+      <w:r>
+        <w:t xml:space="preserve">When you complete this </w:t>
+      </w:r>
+      <w:proofErr w:type="gramStart"/>
+      <w:r>
+        <w:t>exercise</w:t>
+      </w:r>
+      <w:proofErr w:type="gramEnd"/>
+      <w:r>
+        <w:t xml:space="preserve"> you will learn the following:</w:t>
+      </w:r>
+    </w:p>
+    <w:p>
+      <w:pPr>
+        <w:spacing w:before="240" w:after="240"/>
+        <w:jc w:val="both"/>
+        <w:rPr>
+          <w:b/>
+        </w:rPr>
+      </w:pPr>
+      <w:r>
+        <w:rPr>
+          <w:b/>
         </w:rPr>
         <w:t>Methods and Functions Included:</w:t>
       </w:r>
@@ -514,18 +425,15 @@
           <w:ilvl w:val="0"/>
           <w:numId w:val="2"/>
         </w:numPr>
-        <w:spacing w:before="240" w:after="0" w:afterAutospacing="0"/>
-        <w:ind w:left="720" w:hanging="360"/>
-        <w:jc w:val="both"/>
-        <w:rPr>
-          <w:b/>
-          <w:u w:val="none"/>
-        </w:rPr>
-      </w:pPr>
-      <w:r>
-        <w:rPr>
-          <w:b/>
-          <w:rtl w:val="0"/>
+        <w:spacing w:before="240"/>
+        <w:jc w:val="both"/>
+        <w:rPr>
+          <w:b/>
+        </w:rPr>
+      </w:pPr>
+      <w:r>
+        <w:rPr>
+          <w:b/>
         </w:rPr>
         <w:t>Dart Functions:</w:t>
       </w:r>
@@ -536,35 +444,34 @@
           <w:ilvl w:val="0"/>
           <w:numId w:val="2"/>
         </w:numPr>
-        <w:spacing w:before="0" w:beforeAutospacing="0" w:after="0" w:afterAutospacing="0"/>
-        <w:ind w:left="720" w:hanging="360"/>
-        <w:jc w:val="both"/>
-      </w:pPr>
-      <w:r>
-        <w:rPr>
-          <w:rtl w:val="0"/>
-        </w:rPr>
-        <w:t>void main(): The main entry point of the Dart program. This is where the program execution starts.</w:t>
-      </w:r>
-    </w:p>
-    <w:p>
-      <w:pPr>
-        <w:numPr>
-          <w:ilvl w:val="0"/>
-          <w:numId w:val="2"/>
-        </w:numPr>
-        <w:spacing w:before="0" w:beforeAutospacing="0" w:after="0" w:afterAutospacing="0"/>
-        <w:ind w:left="720" w:hanging="360"/>
-        <w:jc w:val="both"/>
-        <w:rPr>
-          <w:b/>
-          <w:u w:val="none"/>
-        </w:rPr>
-      </w:pPr>
-      <w:r>
-        <w:rPr>
-          <w:b/>
-          <w:rtl w:val="0"/>
+        <w:jc w:val="both"/>
+      </w:pPr>
+      <w:r>
+        <w:t xml:space="preserve">void </w:t>
+      </w:r>
+      <w:proofErr w:type="gramStart"/>
+      <w:r>
+        <w:t>main(</w:t>
+      </w:r>
+      <w:proofErr w:type="gramEnd"/>
+      <w:r>
+        <w:t>): The main entry point of the Dart program. This is where the program execution starts.</w:t>
+      </w:r>
+    </w:p>
+    <w:p>
+      <w:pPr>
+        <w:numPr>
+          <w:ilvl w:val="0"/>
+          <w:numId w:val="2"/>
+        </w:numPr>
+        <w:jc w:val="both"/>
+        <w:rPr>
+          <w:b/>
+        </w:rPr>
+      </w:pPr>
+      <w:r>
+        <w:rPr>
+          <w:b/>
         </w:rPr>
         <w:t>Control Structures:</w:t>
       </w:r>
@@ -575,14 +482,9 @@
           <w:ilvl w:val="0"/>
           <w:numId w:val="2"/>
         </w:numPr>
-        <w:spacing w:before="0" w:beforeAutospacing="0" w:after="0" w:afterAutospacing="0"/>
-        <w:ind w:left="720" w:hanging="360"/>
-        <w:jc w:val="both"/>
-      </w:pPr>
-      <w:r>
-        <w:rPr>
-          <w:rtl w:val="0"/>
-        </w:rPr>
+        <w:jc w:val="both"/>
+      </w:pPr>
+      <w:r>
         <w:t>while (number &gt; 0): A loop that continues to execute as long as number is greater than 0.</w:t>
       </w:r>
     </w:p>
@@ -592,14 +494,9 @@
           <w:ilvl w:val="0"/>
           <w:numId w:val="2"/>
         </w:numPr>
-        <w:spacing w:before="0" w:beforeAutospacing="0" w:after="0" w:afterAutospacing="0"/>
-        <w:ind w:left="720" w:hanging="360"/>
-        <w:jc w:val="both"/>
-      </w:pPr>
-      <w:r>
-        <w:rPr>
-          <w:rtl w:val="0"/>
-        </w:rPr>
+        <w:jc w:val="both"/>
+      </w:pPr>
+      <w:r>
         <w:t>To reverse the digits of the number.</w:t>
       </w:r>
     </w:p>
@@ -609,14 +506,9 @@
           <w:ilvl w:val="0"/>
           <w:numId w:val="2"/>
         </w:numPr>
-        <w:spacing w:before="0" w:beforeAutospacing="0" w:after="0" w:afterAutospacing="0"/>
-        <w:ind w:left="720" w:hanging="360"/>
-        <w:jc w:val="both"/>
-      </w:pPr>
-      <w:r>
-        <w:rPr>
-          <w:rtl w:val="0"/>
-        </w:rPr>
+        <w:jc w:val="both"/>
+      </w:pPr>
+      <w:r>
         <w:t>if (sum == ABC): A conditional statement to check if the reversed number (sum) is equal to the original number (ABC).</w:t>
       </w:r>
     </w:p>
@@ -626,14 +518,9 @@
           <w:ilvl w:val="0"/>
           <w:numId w:val="2"/>
         </w:numPr>
-        <w:spacing w:before="0" w:beforeAutospacing="0" w:after="0" w:afterAutospacing="0"/>
-        <w:ind w:left="720" w:hanging="360"/>
-        <w:jc w:val="both"/>
-      </w:pPr>
-      <w:r>
-        <w:rPr>
-          <w:rtl w:val="0"/>
-        </w:rPr>
+        <w:jc w:val="both"/>
+      </w:pPr>
+      <w:r>
         <w:t>To determine if the number is a palindrome.</w:t>
       </w:r>
     </w:p>
@@ -643,14 +530,9 @@
           <w:ilvl w:val="0"/>
           <w:numId w:val="2"/>
         </w:numPr>
-        <w:spacing w:before="0" w:beforeAutospacing="0" w:after="0" w:afterAutospacing="0"/>
-        <w:ind w:left="720" w:hanging="360"/>
-        <w:jc w:val="both"/>
-      </w:pPr>
-      <w:r>
-        <w:rPr>
-          <w:rtl w:val="0"/>
-        </w:rPr>
+        <w:jc w:val="both"/>
+      </w:pPr>
+      <w:r>
         <w:t>else: The alternative path if the if condition is not met.</w:t>
       </w:r>
     </w:p>
@@ -660,14 +542,9 @@
           <w:ilvl w:val="0"/>
           <w:numId w:val="2"/>
         </w:numPr>
-        <w:spacing w:before="0" w:beforeAutospacing="0" w:after="0" w:afterAutospacing="0"/>
-        <w:ind w:left="720" w:hanging="360"/>
-        <w:jc w:val="both"/>
-      </w:pPr>
-      <w:r>
-        <w:rPr>
-          <w:rtl w:val="0"/>
-        </w:rPr>
+        <w:jc w:val="both"/>
+      </w:pPr>
+      <w:r>
         <w:t>To handle the case where the number is not a palindrome.</w:t>
       </w:r>
     </w:p>
@@ -677,18 +554,14 @@
           <w:ilvl w:val="0"/>
           <w:numId w:val="2"/>
         </w:numPr>
-        <w:spacing w:before="0" w:beforeAutospacing="0" w:after="0" w:afterAutospacing="0"/>
-        <w:ind w:left="720" w:hanging="360"/>
-        <w:jc w:val="both"/>
-        <w:rPr>
-          <w:b/>
-          <w:u w:val="none"/>
-        </w:rPr>
-      </w:pPr>
-      <w:r>
-        <w:rPr>
-          <w:b/>
-          <w:rtl w:val="0"/>
+        <w:jc w:val="both"/>
+        <w:rPr>
+          <w:b/>
+        </w:rPr>
+      </w:pPr>
+      <w:r>
+        <w:rPr>
+          <w:b/>
         </w:rPr>
         <w:t>Arithmetic Operations:</w:t>
       </w:r>
@@ -699,14 +572,9 @@
           <w:ilvl w:val="0"/>
           <w:numId w:val="2"/>
         </w:numPr>
-        <w:spacing w:before="0" w:beforeAutospacing="0" w:after="0" w:afterAutospacing="0"/>
-        <w:ind w:left="720" w:hanging="360"/>
-        <w:jc w:val="both"/>
-      </w:pPr>
-      <w:r>
-        <w:rPr>
-          <w:rtl w:val="0"/>
-        </w:rPr>
+        <w:jc w:val="both"/>
+      </w:pPr>
+      <w:r>
         <w:t>reminder = number % 10: Modulus operation to get the last digit of the number.</w:t>
       </w:r>
     </w:p>
@@ -716,14 +584,9 @@
           <w:ilvl w:val="0"/>
           <w:numId w:val="2"/>
         </w:numPr>
-        <w:spacing w:before="0" w:beforeAutospacing="0" w:after="0" w:afterAutospacing="0"/>
-        <w:ind w:left="720" w:hanging="360"/>
-        <w:jc w:val="both"/>
-      </w:pPr>
-      <w:r>
-        <w:rPr>
-          <w:rtl w:val="0"/>
-        </w:rPr>
+        <w:jc w:val="both"/>
+      </w:pPr>
+      <w:r>
         <w:t>To extract the last digit from the number.</w:t>
       </w:r>
     </w:p>
@@ -733,14 +596,9 @@
           <w:ilvl w:val="0"/>
           <w:numId w:val="2"/>
         </w:numPr>
-        <w:spacing w:before="0" w:beforeAutospacing="0" w:after="0" w:afterAutospacing="0"/>
-        <w:ind w:left="720" w:hanging="360"/>
-        <w:jc w:val="both"/>
-      </w:pPr>
-      <w:r>
-        <w:rPr>
-          <w:rtl w:val="0"/>
-        </w:rPr>
+        <w:jc w:val="both"/>
+      </w:pPr>
+      <w:r>
         <w:t>sum = (sum * 10) + reminder: Multiplication and addition to build the reversed number.</w:t>
       </w:r>
     </w:p>
@@ -750,14 +608,9 @@
           <w:ilvl w:val="0"/>
           <w:numId w:val="2"/>
         </w:numPr>
-        <w:spacing w:before="0" w:beforeAutospacing="0" w:after="0" w:afterAutospacing="0"/>
-        <w:ind w:left="720" w:hanging="360"/>
-        <w:jc w:val="both"/>
-      </w:pPr>
-      <w:r>
-        <w:rPr>
-          <w:rtl w:val="0"/>
-        </w:rPr>
+        <w:jc w:val="both"/>
+      </w:pPr>
+      <w:r>
         <w:t>To construct the reversed number by shifting existing digits and adding the new digit.</w:t>
       </w:r>
     </w:p>
@@ -767,14 +620,9 @@
           <w:ilvl w:val="0"/>
           <w:numId w:val="2"/>
         </w:numPr>
-        <w:spacing w:before="0" w:beforeAutospacing="0" w:after="0" w:afterAutospacing="0"/>
-        <w:ind w:left="720" w:hanging="360"/>
-        <w:jc w:val="both"/>
-      </w:pPr>
-      <w:r>
-        <w:rPr>
-          <w:rtl w:val="0"/>
-        </w:rPr>
+        <w:jc w:val="both"/>
+      </w:pPr>
+      <w:r>
         <w:t>number = number ~/ 10: Integer division to remove the last digit from the number.</w:t>
       </w:r>
     </w:p>
@@ -784,14 +632,9 @@
           <w:ilvl w:val="0"/>
           <w:numId w:val="2"/>
         </w:numPr>
-        <w:spacing w:before="0" w:beforeAutospacing="0" w:after="0" w:afterAutospacing="0"/>
-        <w:ind w:left="720" w:hanging="360"/>
-        <w:jc w:val="both"/>
-      </w:pPr>
-      <w:r>
-        <w:rPr>
-          <w:rtl w:val="0"/>
-        </w:rPr>
+        <w:jc w:val="both"/>
+      </w:pPr>
+      <w:r>
         <w:t>To reduce the number by discarding its last digit.</w:t>
       </w:r>
     </w:p>
@@ -801,18 +644,14 @@
           <w:ilvl w:val="0"/>
           <w:numId w:val="2"/>
         </w:numPr>
-        <w:spacing w:before="0" w:beforeAutospacing="0" w:after="0" w:afterAutospacing="0"/>
-        <w:ind w:left="720" w:hanging="360"/>
-        <w:jc w:val="both"/>
-        <w:rPr>
-          <w:b/>
-          <w:u w:val="none"/>
-        </w:rPr>
-      </w:pPr>
-      <w:r>
-        <w:rPr>
-          <w:b/>
-          <w:rtl w:val="0"/>
+        <w:jc w:val="both"/>
+        <w:rPr>
+          <w:b/>
+        </w:rPr>
+      </w:pPr>
+      <w:r>
+        <w:rPr>
+          <w:b/>
         </w:rPr>
         <w:t>Input/Output Operations:</w:t>
       </w:r>
@@ -823,31 +662,34 @@
           <w:ilvl w:val="0"/>
           <w:numId w:val="2"/>
         </w:numPr>
-        <w:spacing w:before="0" w:beforeAutospacing="0" w:after="0" w:afterAutospacing="0"/>
-        <w:ind w:left="720" w:hanging="360"/>
-        <w:jc w:val="both"/>
-      </w:pPr>
-      <w:r>
-        <w:rPr>
-          <w:rtl w:val="0"/>
-        </w:rPr>
-        <w:t>print('Its A Palindrome number'): Outputs a message indicating the number is a palindrome.</w:t>
-      </w:r>
-    </w:p>
-    <w:p>
-      <w:pPr>
-        <w:numPr>
-          <w:ilvl w:val="0"/>
-          <w:numId w:val="2"/>
-        </w:numPr>
-        <w:spacing w:before="0" w:beforeAutospacing="0" w:after="0" w:afterAutospacing="0"/>
-        <w:ind w:left="720" w:hanging="360"/>
-        <w:jc w:val="both"/>
-      </w:pPr>
-      <w:r>
-        <w:rPr>
-          <w:rtl w:val="0"/>
-        </w:rPr>
+        <w:jc w:val="both"/>
+      </w:pPr>
+      <w:proofErr w:type="gramStart"/>
+      <w:r>
+        <w:t>print(</w:t>
+      </w:r>
+      <w:proofErr w:type="gramEnd"/>
+      <w:r>
+        <w:t>'</w:t>
+      </w:r>
+      <w:proofErr w:type="gramStart"/>
+      <w:r>
+        <w:t>Its</w:t>
+      </w:r>
+      <w:proofErr w:type="gramEnd"/>
+      <w:r>
+        <w:t xml:space="preserve"> A Palindrome number'): Outputs a message indicating the number is a palindrome.</w:t>
+      </w:r>
+    </w:p>
+    <w:p>
+      <w:pPr>
+        <w:numPr>
+          <w:ilvl w:val="0"/>
+          <w:numId w:val="2"/>
+        </w:numPr>
+        <w:jc w:val="both"/>
+      </w:pPr>
+      <w:r>
         <w:t>To inform the user of the result.</w:t>
       </w:r>
     </w:p>
@@ -857,37 +699,33 @@
           <w:ilvl w:val="0"/>
           <w:numId w:val="2"/>
         </w:numPr>
-        <w:spacing w:before="0" w:beforeAutospacing="0" w:after="0" w:afterAutospacing="0"/>
-        <w:ind w:left="720" w:hanging="360"/>
-        <w:jc w:val="both"/>
-      </w:pPr>
-      <w:r>
-        <w:rPr>
-          <w:rtl w:val="0"/>
-        </w:rPr>
-        <w:t>print('Its A Not Palindrome number'): Outputs a message indicating the number is not a palindrome.</w:t>
-      </w:r>
-    </w:p>
-    <w:p>
-      <w:pPr>
-        <w:numPr>
-          <w:ilvl w:val="0"/>
-          <w:numId w:val="2"/>
-        </w:numPr>
-        <w:spacing w:before="0" w:beforeAutospacing="0" w:after="240"/>
-        <w:ind w:left="720" w:hanging="360"/>
-        <w:jc w:val="both"/>
-      </w:pPr>
-      <w:r>
-        <w:rPr>
-          <w:rtl w:val="0"/>
-        </w:rPr>
+        <w:jc w:val="both"/>
+      </w:pPr>
+      <w:proofErr w:type="gramStart"/>
+      <w:r>
+        <w:t>print(</w:t>
+      </w:r>
+      <w:proofErr w:type="gramEnd"/>
+      <w:r>
+        <w:t>'Its A Not Palindrome number'): Outputs a message indicating the number is not a palindrome.</w:t>
+      </w:r>
+    </w:p>
+    <w:p>
+      <w:pPr>
+        <w:numPr>
+          <w:ilvl w:val="0"/>
+          <w:numId w:val="2"/>
+        </w:numPr>
+        <w:spacing w:after="240"/>
+        <w:jc w:val="both"/>
+      </w:pPr>
+      <w:r>
         <w:t>To inform the user of the result.</w:t>
       </w:r>
     </w:p>
     <w:p>
       <w:pPr>
-        <w:pStyle w:val="2"/>
+        <w:pStyle w:val="Heading1"/>
         <w:keepNext w:val="0"/>
         <w:keepLines w:val="0"/>
         <w:spacing w:before="480"/>
@@ -904,14 +742,14 @@
           <w:b/>
           <w:sz w:val="46"/>
           <w:szCs w:val="46"/>
-          <w:rtl w:val="0"/>
-        </w:rPr>
+        </w:rPr>
+        <w:lastRenderedPageBreak/>
         <w:t>Screenshots</w:t>
       </w:r>
     </w:p>
     <w:p>
       <w:pPr>
-        <w:pStyle w:val="3"/>
+        <w:pStyle w:val="Heading2"/>
         <w:keepNext w:val="0"/>
         <w:keepLines w:val="0"/>
         <w:spacing w:after="80"/>
@@ -928,7 +766,6 @@
           <w:b/>
           <w:sz w:val="34"/>
           <w:szCs w:val="34"/>
-          <w:rtl w:val="0"/>
         </w:rPr>
         <w:t>Expected output (Palindrome number)</w:t>
       </w:r>
@@ -936,8 +773,11 @@
     <w:p/>
     <w:p>
       <w:r>
+        <w:rPr>
+          <w:noProof/>
+        </w:rPr>
         <w:drawing>
-          <wp:inline distT="114300" distB="114300" distL="114300" distR="114300">
+          <wp:inline distT="114300" distB="114300" distL="114300" distR="114300" wp14:anchorId="1C2BD7D1" wp14:editId="59033980">
             <wp:extent cx="7658100" cy="1710690"/>
             <wp:effectExtent l="0" t="0" r="0" b="0"/>
             <wp:docPr id="1" name="image1.png"/>
@@ -950,7 +790,7 @@
                     <pic:cNvPicPr preferRelativeResize="0"/>
                   </pic:nvPicPr>
                   <pic:blipFill>
-                    <a:blip r:embed="rId6"/>
+                    <a:blip r:embed="rId7"/>
                     <a:srcRect/>
                     <a:stretch>
                       <a:fillRect/>
@@ -993,15 +833,12 @@
         <w:spacing w:before="240" w:after="240"/>
       </w:pPr>
       <w:r>
-        <w:rPr>
-          <w:rtl w:val="0"/>
-        </w:rPr>
         <w:t xml:space="preserve"> </w:t>
       </w:r>
     </w:p>
     <w:p>
       <w:pPr>
-        <w:pStyle w:val="2"/>
+        <w:pStyle w:val="Heading1"/>
         <w:keepNext w:val="0"/>
         <w:keepLines w:val="0"/>
         <w:spacing w:before="480"/>
@@ -1018,7 +855,6 @@
           <w:b/>
           <w:sz w:val="46"/>
           <w:szCs w:val="46"/>
-          <w:rtl w:val="0"/>
         </w:rPr>
         <w:t>How to submit your exercise</w:t>
       </w:r>
@@ -1028,9 +864,6 @@
         <w:spacing w:before="240" w:after="240"/>
       </w:pPr>
       <w:r>
-        <w:rPr>
-          <w:rtl w:val="0"/>
-        </w:rPr>
         <w:t>Push your project back to the same git branch using command:</w:t>
       </w:r>
     </w:p>
@@ -1039,9 +872,6 @@
         <w:spacing w:before="240" w:after="240"/>
       </w:pPr>
       <w:r>
-        <w:rPr>
-          <w:rtl w:val="0"/>
-        </w:rPr>
         <w:t>&lt;command name&gt;</w:t>
       </w:r>
     </w:p>
@@ -1050,15 +880,12 @@
         <w:spacing w:before="240" w:after="240"/>
       </w:pPr>
       <w:r>
-        <w:rPr>
-          <w:rtl w:val="0"/>
-        </w:rPr>
         <w:t xml:space="preserve"> </w:t>
       </w:r>
     </w:p>
     <w:p>
       <w:pPr>
-        <w:pStyle w:val="2"/>
+        <w:pStyle w:val="Heading1"/>
         <w:keepNext w:val="0"/>
         <w:keepLines w:val="0"/>
         <w:spacing w:before="480"/>
@@ -1075,7 +902,6 @@
           <w:b/>
           <w:sz w:val="46"/>
           <w:szCs w:val="46"/>
-          <w:rtl w:val="0"/>
         </w:rPr>
         <w:t>Happy Coding!</w:t>
       </w:r>
@@ -1085,9 +911,6 @@
         <w:spacing w:before="240" w:after="240"/>
       </w:pPr>
       <w:r>
-        <w:rPr>
-          <w:rtl w:val="0"/>
-        </w:rPr>
         <w:t xml:space="preserve"> </w:t>
       </w:r>
     </w:p>
@@ -1097,15 +920,15 @@
       <w:pgSz w:w="12240" w:h="15840"/>
       <w:pgMar w:top="1440" w:right="1440" w:bottom="1440" w:left="1440" w:header="720" w:footer="720" w:gutter="0"/>
       <w:pgNumType w:start="1"/>
-      <w:cols w:space="720" w:num="1"/>
+      <w:cols w:space="720"/>
     </w:sectPr>
   </w:body>
 </w:document>
 </file>
 
 <file path=word/endnotes.xml><?xml version="1.0" encoding="utf-8"?>
-<w:endnotes xmlns:wpc="http://schemas.microsoft.com/office/word/2010/wordprocessingCanvas" xmlns:mc="http://schemas.openxmlformats.org/markup-compatibility/2006" xmlns:o="urn:schemas-microsoft-com:office:office" xmlns:r="http://schemas.openxmlformats.org/officeDocument/2006/relationships" xmlns:m="http://schemas.openxmlformats.org/officeDocument/2006/math" xmlns:v="urn:schemas-microsoft-com:vml" xmlns:wp14="http://schemas.microsoft.com/office/word/2010/wordprocessingDrawing" xmlns:wp="http://schemas.openxmlformats.org/drawingml/2006/wordprocessingDrawing" xmlns:w="http://schemas.openxmlformats.org/wordprocessingml/2006/main" xmlns:w14="http://schemas.microsoft.com/office/word/2010/wordml" xmlns:w15="http://schemas.microsoft.com/office/word/2012/wordml" xmlns:w10="urn:schemas-microsoft-com:office:word" xmlns:wpg="http://schemas.microsoft.com/office/word/2010/wordprocessingGroup" xmlns:wpi="http://schemas.microsoft.com/office/word/2010/wordprocessingInk" xmlns:wne="http://schemas.microsoft.com/office/word/2006/wordml" xmlns:wps="http://schemas.microsoft.com/office/word/2010/wordprocessingShape" xmlns:wpsCustomData="http://www.wps.cn/officeDocument/2013/wpsCustomData" mc:Ignorable="w14 w15 wp14">
-  <w:endnote w:type="separator" w:id="0">
+<w:endnotes xmlns:wpc="http://schemas.microsoft.com/office/word/2010/wordprocessingCanvas" xmlns:cx="http://schemas.microsoft.com/office/drawing/2014/chartex" xmlns:cx1="http://schemas.microsoft.com/office/drawing/2015/9/8/chartex" xmlns:cx2="http://schemas.microsoft.com/office/drawing/2015/10/21/chartex" xmlns:cx3="http://schemas.microsoft.com/office/drawing/2016/5/9/chartex" xmlns:cx4="http://schemas.microsoft.com/office/drawing/2016/5/10/chartex" xmlns:cx5="http://schemas.microsoft.com/office/drawing/2016/5/11/chartex" xmlns:cx6="http://schemas.microsoft.com/office/drawing/2016/5/12/chartex" xmlns:cx7="http://schemas.microsoft.com/office/drawing/2016/5/13/chartex" xmlns:cx8="http://schemas.microsoft.com/office/drawing/2016/5/14/chartex" xmlns:mc="http://schemas.openxmlformats.org/markup-compatibility/2006" xmlns:aink="http://schemas.microsoft.com/office/drawing/2016/ink" xmlns:am3d="http://schemas.microsoft.com/office/drawing/2017/model3d" xmlns:o="urn:schemas-microsoft-com:office:office" xmlns:oel="http://schemas.microsoft.com/office/2019/extlst" xmlns:r="http://schemas.openxmlformats.org/officeDocument/2006/relationships" xmlns:m="http://schemas.openxmlformats.org/officeDocument/2006/math" xmlns:v="urn:schemas-microsoft-com:vml" xmlns:wp14="http://schemas.microsoft.com/office/word/2010/wordprocessingDrawing" xmlns:wp="http://schemas.openxmlformats.org/drawingml/2006/wordprocessingDrawing" xmlns:w10="urn:schemas-microsoft-com:office:word" xmlns:w="http://schemas.openxmlformats.org/wordprocessingml/2006/main" xmlns:w14="http://schemas.microsoft.com/office/word/2010/wordml" xmlns:w15="http://schemas.microsoft.com/office/word/2012/wordml" xmlns:w16cex="http://schemas.microsoft.com/office/word/2018/wordml/cex" xmlns:w16cid="http://schemas.microsoft.com/office/word/2016/wordml/cid" xmlns:w16="http://schemas.microsoft.com/office/word/2018/wordml" xmlns:w16du="http://schemas.microsoft.com/office/word/2023/wordml/word16du" xmlns:w16sdtdh="http://schemas.microsoft.com/office/word/2020/wordml/sdtdatahash" xmlns:w16sdtfl="http://schemas.microsoft.com/office/word/2024/wordml/sdtformatlock" xmlns:w16se="http://schemas.microsoft.com/office/word/2015/wordml/symex" xmlns:wpg="http://schemas.microsoft.com/office/word/2010/wordprocessingGroup" xmlns:wpi="http://schemas.microsoft.com/office/word/2010/wordprocessingInk" xmlns:wne="http://schemas.microsoft.com/office/word/2006/wordml" xmlns:wps="http://schemas.microsoft.com/office/word/2010/wordprocessingShape" mc:Ignorable="w14 w15 w16se w16cid w16 w16cex w16sdtdh w16sdtfl w16du wp14">
+  <w:endnote w:type="separator" w:id="-1">
     <w:p>
       <w:pPr>
         <w:spacing w:line="240" w:lineRule="auto"/>
@@ -1115,7 +938,7 @@
       </w:r>
     </w:p>
   </w:endnote>
-  <w:endnote w:type="continuationSeparator" w:id="1">
+  <w:endnote w:type="continuationSeparator" w:id="0">
     <w:p>
       <w:pPr>
         <w:spacing w:line="240" w:lineRule="auto"/>
@@ -1129,22 +952,16 @@
 </file>
 
 <file path=word/footnotes.xml><?xml version="1.0" encoding="utf-8"?>
-<w:footnotes xmlns:wpc="http://schemas.microsoft.com/office/word/2010/wordprocessingCanvas" xmlns:mc="http://schemas.openxmlformats.org/markup-compatibility/2006" xmlns:o="urn:schemas-microsoft-com:office:office" xmlns:r="http://schemas.openxmlformats.org/officeDocument/2006/relationships" xmlns:m="http://schemas.openxmlformats.org/officeDocument/2006/math" xmlns:v="urn:schemas-microsoft-com:vml" xmlns:wp14="http://schemas.microsoft.com/office/word/2010/wordprocessingDrawing" xmlns:wp="http://schemas.openxmlformats.org/drawingml/2006/wordprocessingDrawing" xmlns:w="http://schemas.openxmlformats.org/wordprocessingml/2006/main" xmlns:w14="http://schemas.microsoft.com/office/word/2010/wordml" xmlns:w15="http://schemas.microsoft.com/office/word/2012/wordml" xmlns:w10="urn:schemas-microsoft-com:office:word" xmlns:wpg="http://schemas.microsoft.com/office/word/2010/wordprocessingGroup" xmlns:wpi="http://schemas.microsoft.com/office/word/2010/wordprocessingInk" xmlns:wne="http://schemas.microsoft.com/office/word/2006/wordml" xmlns:wps="http://schemas.microsoft.com/office/word/2010/wordprocessingShape" xmlns:wpsCustomData="http://www.wps.cn/officeDocument/2013/wpsCustomData" mc:Ignorable="w14 w15 wp14">
-  <w:footnote w:type="separator" w:id="0">
-    <w:p>
-      <w:pPr>
-        <w:spacing w:line="276" w:lineRule="auto"/>
-      </w:pPr>
+<w:footnotes xmlns:wpc="http://schemas.microsoft.com/office/word/2010/wordprocessingCanvas" xmlns:cx="http://schemas.microsoft.com/office/drawing/2014/chartex" xmlns:cx1="http://schemas.microsoft.com/office/drawing/2015/9/8/chartex" xmlns:cx2="http://schemas.microsoft.com/office/drawing/2015/10/21/chartex" xmlns:cx3="http://schemas.microsoft.com/office/drawing/2016/5/9/chartex" xmlns:cx4="http://schemas.microsoft.com/office/drawing/2016/5/10/chartex" xmlns:cx5="http://schemas.microsoft.com/office/drawing/2016/5/11/chartex" xmlns:cx6="http://schemas.microsoft.com/office/drawing/2016/5/12/chartex" xmlns:cx7="http://schemas.microsoft.com/office/drawing/2016/5/13/chartex" xmlns:cx8="http://schemas.microsoft.com/office/drawing/2016/5/14/chartex" xmlns:mc="http://schemas.openxmlformats.org/markup-compatibility/2006" xmlns:aink="http://schemas.microsoft.com/office/drawing/2016/ink" xmlns:am3d="http://schemas.microsoft.com/office/drawing/2017/model3d" xmlns:o="urn:schemas-microsoft-com:office:office" xmlns:oel="http://schemas.microsoft.com/office/2019/extlst" xmlns:r="http://schemas.openxmlformats.org/officeDocument/2006/relationships" xmlns:m="http://schemas.openxmlformats.org/officeDocument/2006/math" xmlns:v="urn:schemas-microsoft-com:vml" xmlns:wp14="http://schemas.microsoft.com/office/word/2010/wordprocessingDrawing" xmlns:wp="http://schemas.openxmlformats.org/drawingml/2006/wordprocessingDrawing" xmlns:w10="urn:schemas-microsoft-com:office:word" xmlns:w="http://schemas.openxmlformats.org/wordprocessingml/2006/main" xmlns:w14="http://schemas.microsoft.com/office/word/2010/wordml" xmlns:w15="http://schemas.microsoft.com/office/word/2012/wordml" xmlns:w16cex="http://schemas.microsoft.com/office/word/2018/wordml/cex" xmlns:w16cid="http://schemas.microsoft.com/office/word/2016/wordml/cid" xmlns:w16="http://schemas.microsoft.com/office/word/2018/wordml" xmlns:w16du="http://schemas.microsoft.com/office/word/2023/wordml/word16du" xmlns:w16sdtdh="http://schemas.microsoft.com/office/word/2020/wordml/sdtdatahash" xmlns:w16sdtfl="http://schemas.microsoft.com/office/word/2024/wordml/sdtformatlock" xmlns:w16se="http://schemas.microsoft.com/office/word/2015/wordml/symex" xmlns:wpg="http://schemas.microsoft.com/office/word/2010/wordprocessingGroup" xmlns:wpi="http://schemas.microsoft.com/office/word/2010/wordprocessingInk" xmlns:wne="http://schemas.microsoft.com/office/word/2006/wordml" xmlns:wps="http://schemas.microsoft.com/office/word/2010/wordprocessingShape" mc:Ignorable="w14 w15 w16se w16cid w16 w16cex w16sdtdh w16sdtfl w16du wp14">
+  <w:footnote w:type="separator" w:id="-1">
+    <w:p>
       <w:r>
         <w:separator/>
       </w:r>
     </w:p>
   </w:footnote>
-  <w:footnote w:type="continuationSeparator" w:id="1">
-    <w:p>
-      <w:pPr>
-        <w:spacing w:line="276" w:lineRule="auto"/>
-      </w:pPr>
+  <w:footnote w:type="continuationSeparator" w:id="0">
+    <w:p>
       <w:r>
         <w:continuationSeparator/>
       </w:r>
@@ -1154,12 +971,12 @@
 </file>
 
 <file path=word/numbering.xml><?xml version="1.0" encoding="utf-8"?>
-<w:numbering xmlns:wpc="http://schemas.microsoft.com/office/word/2010/wordprocessingCanvas" xmlns:mc="http://schemas.openxmlformats.org/markup-compatibility/2006" xmlns:o="urn:schemas-microsoft-com:office:office" xmlns:r="http://schemas.openxmlformats.org/officeDocument/2006/relationships" xmlns:m="http://schemas.openxmlformats.org/officeDocument/2006/math" xmlns:v="urn:schemas-microsoft-com:vml" xmlns:wp14="http://schemas.microsoft.com/office/word/2010/wordprocessingDrawing" xmlns:wp="http://schemas.openxmlformats.org/drawingml/2006/wordprocessingDrawing" xmlns:w10="urn:schemas-microsoft-com:office:word" xmlns:w="http://schemas.openxmlformats.org/wordprocessingml/2006/main" xmlns:w14="http://schemas.microsoft.com/office/word/2010/wordml" xmlns:wpg="http://schemas.microsoft.com/office/word/2010/wordprocessingGroup" xmlns:wpi="http://schemas.microsoft.com/office/word/2010/wordprocessingInk" xmlns:wne="http://schemas.microsoft.com/office/word/2006/wordml" xmlns:wps="http://schemas.microsoft.com/office/word/2010/wordprocessingShape" xmlns:wpsCustomData="http://www.wps.cn/officeDocument/2013/wpsCustomData" mc:Ignorable="w14 wp14">
-  <w:abstractNum w:abstractNumId="0">
+<w:numbering xmlns:wpc="http://schemas.microsoft.com/office/word/2010/wordprocessingCanvas" xmlns:cx="http://schemas.microsoft.com/office/drawing/2014/chartex" xmlns:cx1="http://schemas.microsoft.com/office/drawing/2015/9/8/chartex" xmlns:cx2="http://schemas.microsoft.com/office/drawing/2015/10/21/chartex" xmlns:cx3="http://schemas.microsoft.com/office/drawing/2016/5/9/chartex" xmlns:cx4="http://schemas.microsoft.com/office/drawing/2016/5/10/chartex" xmlns:cx5="http://schemas.microsoft.com/office/drawing/2016/5/11/chartex" xmlns:cx6="http://schemas.microsoft.com/office/drawing/2016/5/12/chartex" xmlns:cx7="http://schemas.microsoft.com/office/drawing/2016/5/13/chartex" xmlns:cx8="http://schemas.microsoft.com/office/drawing/2016/5/14/chartex" xmlns:mc="http://schemas.openxmlformats.org/markup-compatibility/2006" xmlns:aink="http://schemas.microsoft.com/office/drawing/2016/ink" xmlns:am3d="http://schemas.microsoft.com/office/drawing/2017/model3d" xmlns:o="urn:schemas-microsoft-com:office:office" xmlns:oel="http://schemas.microsoft.com/office/2019/extlst" xmlns:r="http://schemas.openxmlformats.org/officeDocument/2006/relationships" xmlns:m="http://schemas.openxmlformats.org/officeDocument/2006/math" xmlns:v="urn:schemas-microsoft-com:vml" xmlns:wp14="http://schemas.microsoft.com/office/word/2010/wordprocessingDrawing" xmlns:wp="http://schemas.openxmlformats.org/drawingml/2006/wordprocessingDrawing" xmlns:w10="urn:schemas-microsoft-com:office:word" xmlns:w="http://schemas.openxmlformats.org/wordprocessingml/2006/main" xmlns:w14="http://schemas.microsoft.com/office/word/2010/wordml" xmlns:w15="http://schemas.microsoft.com/office/word/2012/wordml" xmlns:w16cex="http://schemas.microsoft.com/office/word/2018/wordml/cex" xmlns:w16cid="http://schemas.microsoft.com/office/word/2016/wordml/cid" xmlns:w16="http://schemas.microsoft.com/office/word/2018/wordml" xmlns:w16du="http://schemas.microsoft.com/office/word/2023/wordml/word16du" xmlns:w16sdtdh="http://schemas.microsoft.com/office/word/2020/wordml/sdtdatahash" xmlns:w16sdtfl="http://schemas.microsoft.com/office/word/2024/wordml/sdtformatlock" xmlns:w16se="http://schemas.microsoft.com/office/word/2015/wordml/symex" xmlns:wpg="http://schemas.microsoft.com/office/word/2010/wordprocessingGroup" xmlns:wpi="http://schemas.microsoft.com/office/word/2010/wordprocessingInk" xmlns:wne="http://schemas.microsoft.com/office/word/2006/wordml" xmlns:wps="http://schemas.microsoft.com/office/word/2010/wordprocessingShape" mc:Ignorable="w14 w15 w16se w16cid w16 w16cex w16sdtdh w16sdtfl w16du wp14">
+  <w:abstractNum w:abstractNumId="0" w15:restartNumberingAfterBreak="0">
     <w:nsid w:val="CF092B84"/>
     <w:multiLevelType w:val="multilevel"/>
     <w:tmpl w:val="CF092B84"/>
-    <w:lvl w:ilvl="0" w:tentative="0">
+    <w:lvl w:ilvl="0">
       <w:start w:val="1"/>
       <w:numFmt w:val="bullet"/>
       <w:lvlText w:val="●"/>
@@ -1171,7 +988,7 @@
         <w:u w:val="none"/>
       </w:rPr>
     </w:lvl>
-    <w:lvl w:ilvl="1" w:tentative="0">
+    <w:lvl w:ilvl="1">
       <w:start w:val="1"/>
       <w:numFmt w:val="bullet"/>
       <w:lvlText w:val="○"/>
@@ -1183,7 +1000,7 @@
         <w:u w:val="none"/>
       </w:rPr>
     </w:lvl>
-    <w:lvl w:ilvl="2" w:tentative="0">
+    <w:lvl w:ilvl="2">
       <w:start w:val="1"/>
       <w:numFmt w:val="bullet"/>
       <w:lvlText w:val="■"/>
@@ -1195,7 +1012,7 @@
         <w:u w:val="none"/>
       </w:rPr>
     </w:lvl>
-    <w:lvl w:ilvl="3" w:tentative="0">
+    <w:lvl w:ilvl="3">
       <w:start w:val="1"/>
       <w:numFmt w:val="bullet"/>
       <w:lvlText w:val="●"/>
@@ -1207,7 +1024,7 @@
         <w:u w:val="none"/>
       </w:rPr>
     </w:lvl>
-    <w:lvl w:ilvl="4" w:tentative="0">
+    <w:lvl w:ilvl="4">
       <w:start w:val="1"/>
       <w:numFmt w:val="bullet"/>
       <w:lvlText w:val="○"/>
@@ -1219,7 +1036,7 @@
         <w:u w:val="none"/>
       </w:rPr>
     </w:lvl>
-    <w:lvl w:ilvl="5" w:tentative="0">
+    <w:lvl w:ilvl="5">
       <w:start w:val="1"/>
       <w:numFmt w:val="bullet"/>
       <w:lvlText w:val="■"/>
@@ -1231,7 +1048,7 @@
         <w:u w:val="none"/>
       </w:rPr>
     </w:lvl>
-    <w:lvl w:ilvl="6" w:tentative="0">
+    <w:lvl w:ilvl="6">
       <w:start w:val="1"/>
       <w:numFmt w:val="bullet"/>
       <w:lvlText w:val="●"/>
@@ -1243,7 +1060,7 @@
         <w:u w:val="none"/>
       </w:rPr>
     </w:lvl>
-    <w:lvl w:ilvl="7" w:tentative="0">
+    <w:lvl w:ilvl="7">
       <w:start w:val="1"/>
       <w:numFmt w:val="bullet"/>
       <w:lvlText w:val="○"/>
@@ -1255,7 +1072,7 @@
         <w:u w:val="none"/>
       </w:rPr>
     </w:lvl>
-    <w:lvl w:ilvl="8" w:tentative="0">
+    <w:lvl w:ilvl="8">
       <w:start w:val="1"/>
       <w:numFmt w:val="bullet"/>
       <w:lvlText w:val="■"/>
@@ -1268,11 +1085,11 @@
       </w:rPr>
     </w:lvl>
   </w:abstractNum>
-  <w:abstractNum w:abstractNumId="1">
+  <w:abstractNum w:abstractNumId="1" w15:restartNumberingAfterBreak="0">
     <w:nsid w:val="0053208E"/>
     <w:multiLevelType w:val="multilevel"/>
     <w:tmpl w:val="0053208E"/>
-    <w:lvl w:ilvl="0" w:tentative="0">
+    <w:lvl w:ilvl="0">
       <w:start w:val="1"/>
       <w:numFmt w:val="bullet"/>
       <w:lvlText w:val="●"/>
@@ -1284,7 +1101,7 @@
         <w:u w:val="none"/>
       </w:rPr>
     </w:lvl>
-    <w:lvl w:ilvl="1" w:tentative="0">
+    <w:lvl w:ilvl="1">
       <w:start w:val="1"/>
       <w:numFmt w:val="bullet"/>
       <w:lvlText w:val="○"/>
@@ -1296,7 +1113,7 @@
         <w:u w:val="none"/>
       </w:rPr>
     </w:lvl>
-    <w:lvl w:ilvl="2" w:tentative="0">
+    <w:lvl w:ilvl="2">
       <w:start w:val="1"/>
       <w:numFmt w:val="bullet"/>
       <w:lvlText w:val="■"/>
@@ -1308,7 +1125,7 @@
         <w:u w:val="none"/>
       </w:rPr>
     </w:lvl>
-    <w:lvl w:ilvl="3" w:tentative="0">
+    <w:lvl w:ilvl="3">
       <w:start w:val="1"/>
       <w:numFmt w:val="bullet"/>
       <w:lvlText w:val="●"/>
@@ -1320,7 +1137,7 @@
         <w:u w:val="none"/>
       </w:rPr>
     </w:lvl>
-    <w:lvl w:ilvl="4" w:tentative="0">
+    <w:lvl w:ilvl="4">
       <w:start w:val="1"/>
       <w:numFmt w:val="bullet"/>
       <w:lvlText w:val="○"/>
@@ -1332,7 +1149,7 @@
         <w:u w:val="none"/>
       </w:rPr>
     </w:lvl>
-    <w:lvl w:ilvl="5" w:tentative="0">
+    <w:lvl w:ilvl="5">
       <w:start w:val="1"/>
       <w:numFmt w:val="bullet"/>
       <w:lvlText w:val="■"/>
@@ -1344,7 +1161,7 @@
         <w:u w:val="none"/>
       </w:rPr>
     </w:lvl>
-    <w:lvl w:ilvl="6" w:tentative="0">
+    <w:lvl w:ilvl="6">
       <w:start w:val="1"/>
       <w:numFmt w:val="bullet"/>
       <w:lvlText w:val="●"/>
@@ -1356,7 +1173,7 @@
         <w:u w:val="none"/>
       </w:rPr>
     </w:lvl>
-    <w:lvl w:ilvl="7" w:tentative="0">
+    <w:lvl w:ilvl="7">
       <w:start w:val="1"/>
       <w:numFmt w:val="bullet"/>
       <w:lvlText w:val="○"/>
@@ -1368,7 +1185,7 @@
         <w:u w:val="none"/>
       </w:rPr>
     </w:lvl>
-    <w:lvl w:ilvl="8" w:tentative="0">
+    <w:lvl w:ilvl="8">
       <w:start w:val="1"/>
       <w:numFmt w:val="bullet"/>
       <w:lvlText w:val="■"/>
@@ -1381,332 +1198,359 @@
       </w:rPr>
     </w:lvl>
   </w:abstractNum>
-  <w:num w:numId="1">
+  <w:num w:numId="1" w16cid:durableId="312217882">
     <w:abstractNumId w:val="1"/>
   </w:num>
-  <w:num w:numId="2">
+  <w:num w:numId="2" w16cid:durableId="1142386080">
     <w:abstractNumId w:val="0"/>
   </w:num>
 </w:numbering>
 </file>
 
 <file path=word/styles.xml><?xml version="1.0" encoding="utf-8"?>
-<w:styles xmlns:mc="http://schemas.openxmlformats.org/markup-compatibility/2006" xmlns:o="urn:schemas-microsoft-com:office:office" xmlns:r="http://schemas.openxmlformats.org/officeDocument/2006/relationships" xmlns:m="http://schemas.openxmlformats.org/officeDocument/2006/math" xmlns:v="urn:schemas-microsoft-com:vml" xmlns:w="http://schemas.openxmlformats.org/wordprocessingml/2006/main" xmlns:w14="http://schemas.microsoft.com/office/word/2010/wordml" xmlns:w10="urn:schemas-microsoft-com:office:word" xmlns:sl="http://schemas.openxmlformats.org/schemaLibrary/2006/main" xmlns:wpsCustomData="http://www.wps.cn/officeDocument/2013/wpsCustomData" mc:Ignorable="w14">
+<w:styles xmlns:mc="http://schemas.openxmlformats.org/markup-compatibility/2006" xmlns:r="http://schemas.openxmlformats.org/officeDocument/2006/relationships" xmlns:w="http://schemas.openxmlformats.org/wordprocessingml/2006/main" xmlns:w14="http://schemas.microsoft.com/office/word/2010/wordml" xmlns:w15="http://schemas.microsoft.com/office/word/2012/wordml" xmlns:w16cex="http://schemas.microsoft.com/office/word/2018/wordml/cex" xmlns:w16cid="http://schemas.microsoft.com/office/word/2016/wordml/cid" xmlns:w16="http://schemas.microsoft.com/office/word/2018/wordml" xmlns:w16du="http://schemas.microsoft.com/office/word/2023/wordml/word16du" xmlns:w16sdtdh="http://schemas.microsoft.com/office/word/2020/wordml/sdtdatahash" xmlns:w16sdtfl="http://schemas.microsoft.com/office/word/2024/wordml/sdtformatlock" xmlns:w16se="http://schemas.microsoft.com/office/word/2015/wordml/symex" mc:Ignorable="w14 w15 w16se w16cid w16 w16cex w16sdtdh w16sdtfl w16du">
   <w:docDefaults>
     <w:rPrDefault>
       <w:rPr>
-        <w:rFonts w:ascii="Arial" w:hAnsi="Arial" w:eastAsia="Arial" w:cs="Arial"/>
+        <w:rFonts w:ascii="Arial" w:eastAsia="Arial" w:hAnsi="Arial" w:cs="Arial"/>
+        <w:lang w:val="en-IN" w:eastAsia="en-IN" w:bidi="ar-SA"/>
       </w:rPr>
     </w:rPrDefault>
     <w:pPrDefault/>
   </w:docDefaults>
-  <w:latentStyles w:count="260" w:defQFormat="0" w:defUnhideWhenUsed="1" w:defSemiHidden="1" w:defUIPriority="99" w:defLockedState="0">
-    <w:lsdException w:qFormat="1" w:unhideWhenUsed="0" w:uiPriority="0" w:semiHidden="0" w:name="Normal"/>
-    <w:lsdException w:qFormat="1" w:unhideWhenUsed="0" w:uiPriority="0" w:semiHidden="0" w:name="heading 1"/>
-    <w:lsdException w:unhideWhenUsed="0" w:uiPriority="0" w:semiHidden="0" w:name="heading 2"/>
-    <w:lsdException w:unhideWhenUsed="0" w:uiPriority="0" w:semiHidden="0" w:name="heading 3"/>
-    <w:lsdException w:unhideWhenUsed="0" w:uiPriority="0" w:semiHidden="0" w:name="heading 4"/>
-    <w:lsdException w:unhideWhenUsed="0" w:uiPriority="0" w:semiHidden="0" w:name="heading 5"/>
-    <w:lsdException w:unhideWhenUsed="0" w:uiPriority="0" w:semiHidden="0" w:name="heading 6"/>
-    <w:lsdException w:qFormat="1" w:uiPriority="0" w:name="heading 7"/>
-    <w:lsdException w:qFormat="1" w:uiPriority="0" w:name="heading 8"/>
-    <w:lsdException w:qFormat="1" w:uiPriority="0" w:name="heading 9"/>
-    <w:lsdException w:unhideWhenUsed="0" w:uiPriority="0" w:semiHidden="0" w:name="index 1"/>
-    <w:lsdException w:unhideWhenUsed="0" w:uiPriority="0" w:semiHidden="0" w:name="index 2"/>
-    <w:lsdException w:unhideWhenUsed="0" w:uiPriority="0" w:semiHidden="0" w:name="index 3"/>
-    <w:lsdException w:unhideWhenUsed="0" w:uiPriority="0" w:semiHidden="0" w:name="index 4"/>
-    <w:lsdException w:unhideWhenUsed="0" w:uiPriority="0" w:semiHidden="0" w:name="index 5"/>
-    <w:lsdException w:unhideWhenUsed="0" w:uiPriority="0" w:semiHidden="0" w:name="index 6"/>
-    <w:lsdException w:unhideWhenUsed="0" w:uiPriority="0" w:semiHidden="0" w:name="index 7"/>
-    <w:lsdException w:unhideWhenUsed="0" w:uiPriority="0" w:semiHidden="0" w:name="index 8"/>
-    <w:lsdException w:unhideWhenUsed="0" w:uiPriority="0" w:semiHidden="0" w:name="index 9"/>
-    <w:lsdException w:unhideWhenUsed="0" w:uiPriority="0" w:semiHidden="0" w:name="toc 1"/>
-    <w:lsdException w:unhideWhenUsed="0" w:uiPriority="0" w:semiHidden="0" w:name="toc 2"/>
-    <w:lsdException w:unhideWhenUsed="0" w:uiPriority="0" w:semiHidden="0" w:name="toc 3"/>
-    <w:lsdException w:unhideWhenUsed="0" w:uiPriority="0" w:semiHidden="0" w:name="toc 4"/>
-    <w:lsdException w:unhideWhenUsed="0" w:uiPriority="0" w:semiHidden="0" w:name="toc 5"/>
-    <w:lsdException w:unhideWhenUsed="0" w:uiPriority="0" w:semiHidden="0" w:name="toc 6"/>
-    <w:lsdException w:unhideWhenUsed="0" w:uiPriority="0" w:semiHidden="0" w:name="toc 7"/>
-    <w:lsdException w:unhideWhenUsed="0" w:uiPriority="0" w:semiHidden="0" w:name="toc 8"/>
-    <w:lsdException w:unhideWhenUsed="0" w:uiPriority="0" w:semiHidden="0" w:name="toc 9"/>
-    <w:lsdException w:unhideWhenUsed="0" w:uiPriority="0" w:semiHidden="0" w:name="Normal Indent"/>
-    <w:lsdException w:unhideWhenUsed="0" w:uiPriority="0" w:semiHidden="0" w:name="footnote text"/>
-    <w:lsdException w:unhideWhenUsed="0" w:uiPriority="0" w:semiHidden="0" w:name="annotation text"/>
-    <w:lsdException w:unhideWhenUsed="0" w:uiPriority="0" w:semiHidden="0" w:name="header"/>
-    <w:lsdException w:unhideWhenUsed="0" w:uiPriority="0" w:semiHidden="0" w:name="footer"/>
-    <w:lsdException w:unhideWhenUsed="0" w:uiPriority="0" w:semiHidden="0" w:name="index heading"/>
-    <w:lsdException w:qFormat="1" w:uiPriority="0" w:name="caption"/>
-    <w:lsdException w:unhideWhenUsed="0" w:uiPriority="0" w:semiHidden="0" w:name="table of figures"/>
-    <w:lsdException w:unhideWhenUsed="0" w:uiPriority="0" w:semiHidden="0" w:name="envelope address"/>
-    <w:lsdException w:unhideWhenUsed="0" w:uiPriority="0" w:semiHidden="0" w:name="envelope return"/>
-    <w:lsdException w:unhideWhenUsed="0" w:uiPriority="0" w:semiHidden="0" w:name="footnote reference"/>
-    <w:lsdException w:unhideWhenUsed="0" w:uiPriority="0" w:semiHidden="0" w:name="annotation reference"/>
-    <w:lsdException w:unhideWhenUsed="0" w:uiPriority="0" w:semiHidden="0" w:name="line number"/>
-    <w:lsdException w:unhideWhenUsed="0" w:uiPriority="0" w:semiHidden="0" w:name="page number"/>
-    <w:lsdException w:unhideWhenUsed="0" w:uiPriority="0" w:semiHidden="0" w:name="endnote reference"/>
-    <w:lsdException w:unhideWhenUsed="0" w:uiPriority="0" w:semiHidden="0" w:name="endnote text"/>
-    <w:lsdException w:unhideWhenUsed="0" w:uiPriority="0" w:semiHidden="0" w:name="table of authorities"/>
-    <w:lsdException w:unhideWhenUsed="0" w:uiPriority="0" w:semiHidden="0" w:name="macro"/>
-    <w:lsdException w:unhideWhenUsed="0" w:uiPriority="0" w:semiHidden="0" w:name="toa heading"/>
-    <w:lsdException w:unhideWhenUsed="0" w:uiPriority="0" w:semiHidden="0" w:name="List"/>
-    <w:lsdException w:unhideWhenUsed="0" w:uiPriority="0" w:semiHidden="0" w:name="List Bullet"/>
-    <w:lsdException w:unhideWhenUsed="0" w:uiPriority="0" w:semiHidden="0" w:name="List Number"/>
-    <w:lsdException w:unhideWhenUsed="0" w:uiPriority="0" w:semiHidden="0" w:name="List 2"/>
-    <w:lsdException w:unhideWhenUsed="0" w:uiPriority="0" w:semiHidden="0" w:name="List 3"/>
-    <w:lsdException w:unhideWhenUsed="0" w:uiPriority="0" w:semiHidden="0" w:name="List 4"/>
-    <w:lsdException w:unhideWhenUsed="0" w:uiPriority="0" w:semiHidden="0" w:name="List 5"/>
-    <w:lsdException w:unhideWhenUsed="0" w:uiPriority="0" w:semiHidden="0" w:name="List Bullet 2"/>
-    <w:lsdException w:unhideWhenUsed="0" w:uiPriority="0" w:semiHidden="0" w:name="List Bullet 3"/>
-    <w:lsdException w:unhideWhenUsed="0" w:uiPriority="0" w:semiHidden="0" w:name="List Bullet 4"/>
-    <w:lsdException w:unhideWhenUsed="0" w:uiPriority="0" w:semiHidden="0" w:name="List Bullet 5"/>
-    <w:lsdException w:unhideWhenUsed="0" w:uiPriority="0" w:semiHidden="0" w:name="List Number 2"/>
-    <w:lsdException w:unhideWhenUsed="0" w:uiPriority="0" w:semiHidden="0" w:name="List Number 3"/>
-    <w:lsdException w:unhideWhenUsed="0" w:uiPriority="0" w:semiHidden="0" w:name="List Number 4"/>
-    <w:lsdException w:unhideWhenUsed="0" w:uiPriority="0" w:semiHidden="0" w:name="List Number 5"/>
-    <w:lsdException w:unhideWhenUsed="0" w:uiPriority="0" w:semiHidden="0" w:name="Title"/>
-    <w:lsdException w:unhideWhenUsed="0" w:uiPriority="0" w:semiHidden="0" w:name="Closing"/>
-    <w:lsdException w:unhideWhenUsed="0" w:uiPriority="0" w:semiHidden="0" w:name="Signature"/>
-    <w:lsdException w:unhideWhenUsed="0" w:uiPriority="0" w:name="Default Paragraph Font"/>
-    <w:lsdException w:unhideWhenUsed="0" w:uiPriority="0" w:semiHidden="0" w:name="Body Text"/>
-    <w:lsdException w:unhideWhenUsed="0" w:uiPriority="0" w:semiHidden="0" w:name="Body Text Indent"/>
-    <w:lsdException w:unhideWhenUsed="0" w:uiPriority="0" w:semiHidden="0" w:name="List Continue"/>
-    <w:lsdException w:unhideWhenUsed="0" w:uiPriority="0" w:semiHidden="0" w:name="List Continue 2"/>
-    <w:lsdException w:unhideWhenUsed="0" w:uiPriority="0" w:semiHidden="0" w:name="List Continue 3"/>
-    <w:lsdException w:unhideWhenUsed="0" w:uiPriority="0" w:semiHidden="0" w:name="List Continue 4"/>
-    <w:lsdException w:unhideWhenUsed="0" w:uiPriority="0" w:semiHidden="0" w:name="List Continue 5"/>
-    <w:lsdException w:unhideWhenUsed="0" w:uiPriority="0" w:semiHidden="0" w:name="Message Header"/>
-    <w:lsdException w:unhideWhenUsed="0" w:uiPriority="0" w:semiHidden="0" w:name="Subtitle"/>
-    <w:lsdException w:unhideWhenUsed="0" w:uiPriority="0" w:semiHidden="0" w:name="Salutation"/>
-    <w:lsdException w:unhideWhenUsed="0" w:uiPriority="0" w:semiHidden="0" w:name="Date"/>
-    <w:lsdException w:unhideWhenUsed="0" w:uiPriority="0" w:semiHidden="0" w:name="Body Text First Indent"/>
-    <w:lsdException w:unhideWhenUsed="0" w:uiPriority="0" w:semiHidden="0" w:name="Body Text First Indent 2"/>
-    <w:lsdException w:unhideWhenUsed="0" w:uiPriority="0" w:semiHidden="0" w:name="Note Heading"/>
-    <w:lsdException w:unhideWhenUsed="0" w:uiPriority="0" w:semiHidden="0" w:name="Body Text 2"/>
-    <w:lsdException w:unhideWhenUsed="0" w:uiPriority="0" w:semiHidden="0" w:name="Body Text 3"/>
-    <w:lsdException w:unhideWhenUsed="0" w:uiPriority="0" w:semiHidden="0" w:name="Body Text Indent 2"/>
-    <w:lsdException w:unhideWhenUsed="0" w:uiPriority="0" w:semiHidden="0" w:name="Body Text Indent 3"/>
-    <w:lsdException w:unhideWhenUsed="0" w:uiPriority="0" w:semiHidden="0" w:name="Block Text"/>
-    <w:lsdException w:unhideWhenUsed="0" w:uiPriority="0" w:semiHidden="0" w:name="Hyperlink"/>
-    <w:lsdException w:unhideWhenUsed="0" w:uiPriority="0" w:semiHidden="0" w:name="FollowedHyperlink"/>
-    <w:lsdException w:qFormat="1" w:unhideWhenUsed="0" w:uiPriority="0" w:semiHidden="0" w:name="Strong"/>
-    <w:lsdException w:qFormat="1" w:unhideWhenUsed="0" w:uiPriority="0" w:semiHidden="0" w:name="Emphasis"/>
-    <w:lsdException w:unhideWhenUsed="0" w:uiPriority="0" w:semiHidden="0" w:name="Document Map"/>
-    <w:lsdException w:unhideWhenUsed="0" w:uiPriority="0" w:semiHidden="0" w:name="Plain Text"/>
-    <w:lsdException w:unhideWhenUsed="0" w:uiPriority="0" w:semiHidden="0" w:name="E-mail Signature"/>
-    <w:lsdException w:unhideWhenUsed="0" w:uiPriority="0" w:semiHidden="0" w:name="Normal (Web)"/>
-    <w:lsdException w:unhideWhenUsed="0" w:uiPriority="0" w:semiHidden="0" w:name="HTML Acronym"/>
-    <w:lsdException w:unhideWhenUsed="0" w:uiPriority="0" w:semiHidden="0" w:name="HTML Address"/>
-    <w:lsdException w:unhideWhenUsed="0" w:uiPriority="0" w:semiHidden="0" w:name="HTML Cite"/>
-    <w:lsdException w:unhideWhenUsed="0" w:uiPriority="0" w:semiHidden="0" w:name="HTML Code"/>
-    <w:lsdException w:unhideWhenUsed="0" w:uiPriority="0" w:semiHidden="0" w:name="HTML Definition"/>
-    <w:lsdException w:unhideWhenUsed="0" w:uiPriority="0" w:semiHidden="0" w:name="HTML Keyboard"/>
-    <w:lsdException w:unhideWhenUsed="0" w:uiPriority="0" w:semiHidden="0" w:name="HTML Preformatted"/>
-    <w:lsdException w:unhideWhenUsed="0" w:uiPriority="0" w:semiHidden="0" w:name="HTML Sample"/>
-    <w:lsdException w:unhideWhenUsed="0" w:uiPriority="0" w:semiHidden="0" w:name="HTML Typewriter"/>
-    <w:lsdException w:unhideWhenUsed="0" w:uiPriority="0" w:semiHidden="0" w:name="HTML Variable"/>
-    <w:lsdException w:unhideWhenUsed="0" w:uiPriority="0" w:name="Normal Table"/>
-    <w:lsdException w:unhideWhenUsed="0" w:uiPriority="0" w:semiHidden="0" w:name="annotation subject"/>
-    <w:lsdException w:unhideWhenUsed="0" w:uiPriority="0" w:semiHidden="0" w:name="Table Simple 1"/>
-    <w:lsdException w:unhideWhenUsed="0" w:uiPriority="0" w:semiHidden="0" w:name="Table Simple 2"/>
-    <w:lsdException w:unhideWhenUsed="0" w:uiPriority="0" w:semiHidden="0" w:name="Table Simple 3"/>
-    <w:lsdException w:unhideWhenUsed="0" w:uiPriority="0" w:semiHidden="0" w:name="Table Classic 1"/>
-    <w:lsdException w:unhideWhenUsed="0" w:uiPriority="0" w:semiHidden="0" w:name="Table Classic 2"/>
-    <w:lsdException w:unhideWhenUsed="0" w:uiPriority="0" w:semiHidden="0" w:name="Table Classic 3"/>
-    <w:lsdException w:unhideWhenUsed="0" w:uiPriority="0" w:semiHidden="0" w:name="Table Classic 4"/>
-    <w:lsdException w:unhideWhenUsed="0" w:uiPriority="0" w:semiHidden="0" w:name="Table Colorful 1"/>
-    <w:lsdException w:unhideWhenUsed="0" w:uiPriority="0" w:semiHidden="0" w:name="Table Colorful 2"/>
-    <w:lsdException w:unhideWhenUsed="0" w:uiPriority="0" w:semiHidden="0" w:name="Table Colorful 3"/>
-    <w:lsdException w:unhideWhenUsed="0" w:uiPriority="0" w:semiHidden="0" w:name="Table Columns 1"/>
-    <w:lsdException w:unhideWhenUsed="0" w:uiPriority="0" w:semiHidden="0" w:name="Table Columns 2"/>
-    <w:lsdException w:unhideWhenUsed="0" w:uiPriority="0" w:semiHidden="0" w:name="Table Columns 3"/>
-    <w:lsdException w:unhideWhenUsed="0" w:uiPriority="0" w:semiHidden="0" w:name="Table Columns 4"/>
-    <w:lsdException w:unhideWhenUsed="0" w:uiPriority="0" w:semiHidden="0" w:name="Table Columns 5"/>
-    <w:lsdException w:unhideWhenUsed="0" w:uiPriority="0" w:semiHidden="0" w:name="Table Grid 1"/>
-    <w:lsdException w:unhideWhenUsed="0" w:uiPriority="0" w:semiHidden="0" w:name="Table Grid 2"/>
-    <w:lsdException w:unhideWhenUsed="0" w:uiPriority="0" w:semiHidden="0" w:name="Table Grid 3"/>
-    <w:lsdException w:unhideWhenUsed="0" w:uiPriority="0" w:semiHidden="0" w:name="Table Grid 4"/>
-    <w:lsdException w:unhideWhenUsed="0" w:uiPriority="0" w:semiHidden="0" w:name="Table Grid 5"/>
-    <w:lsdException w:unhideWhenUsed="0" w:uiPriority="0" w:semiHidden="0" w:name="Table Grid 6"/>
-    <w:lsdException w:unhideWhenUsed="0" w:uiPriority="0" w:semiHidden="0" w:name="Table Grid 7"/>
-    <w:lsdException w:unhideWhenUsed="0" w:uiPriority="0" w:semiHidden="0" w:name="Table Grid 8"/>
-    <w:lsdException w:unhideWhenUsed="0" w:uiPriority="0" w:semiHidden="0" w:name="Table List 1"/>
-    <w:lsdException w:unhideWhenUsed="0" w:uiPriority="0" w:semiHidden="0" w:name="Table List 2"/>
-    <w:lsdException w:unhideWhenUsed="0" w:uiPriority="0" w:semiHidden="0" w:name="Table List 3"/>
-    <w:lsdException w:unhideWhenUsed="0" w:uiPriority="0" w:semiHidden="0" w:name="Table List 4"/>
-    <w:lsdException w:unhideWhenUsed="0" w:uiPriority="0" w:semiHidden="0" w:name="Table List 5"/>
-    <w:lsdException w:unhideWhenUsed="0" w:uiPriority="0" w:semiHidden="0" w:name="Table List 6"/>
-    <w:lsdException w:unhideWhenUsed="0" w:uiPriority="0" w:semiHidden="0" w:name="Table List 7"/>
-    <w:lsdException w:unhideWhenUsed="0" w:uiPriority="0" w:semiHidden="0" w:name="Table List 8"/>
-    <w:lsdException w:unhideWhenUsed="0" w:uiPriority="0" w:semiHidden="0" w:name="Table 3D effects 1"/>
-    <w:lsdException w:unhideWhenUsed="0" w:uiPriority="0" w:semiHidden="0" w:name="Table 3D effects 2"/>
-    <w:lsdException w:unhideWhenUsed="0" w:uiPriority="0" w:semiHidden="0" w:name="Table 3D effects 3"/>
-    <w:lsdException w:unhideWhenUsed="0" w:uiPriority="0" w:semiHidden="0" w:name="Table Contemporary"/>
-    <w:lsdException w:unhideWhenUsed="0" w:uiPriority="0" w:semiHidden="0" w:name="Table Elegant"/>
-    <w:lsdException w:unhideWhenUsed="0" w:uiPriority="0" w:semiHidden="0" w:name="Table Professional"/>
-    <w:lsdException w:unhideWhenUsed="0" w:uiPriority="0" w:semiHidden="0" w:name="Table Subtle 1"/>
-    <w:lsdException w:unhideWhenUsed="0" w:uiPriority="0" w:semiHidden="0" w:name="Table Subtle 2"/>
-    <w:lsdException w:unhideWhenUsed="0" w:uiPriority="0" w:semiHidden="0" w:name="Table Web 1"/>
-    <w:lsdException w:unhideWhenUsed="0" w:uiPriority="0" w:semiHidden="0" w:name="Table Web 2"/>
-    <w:lsdException w:unhideWhenUsed="0" w:uiPriority="0" w:semiHidden="0" w:name="Table Web 3"/>
-    <w:lsdException w:unhideWhenUsed="0" w:uiPriority="0" w:semiHidden="0" w:name="Balloon Text"/>
-    <w:lsdException w:unhideWhenUsed="0" w:uiPriority="0" w:semiHidden="0" w:name="Table Grid"/>
-    <w:lsdException w:unhideWhenUsed="0" w:uiPriority="0" w:semiHidden="0" w:name="Table Theme"/>
-    <w:lsdException w:unhideWhenUsed="0" w:uiPriority="60" w:semiHidden="0" w:name="Light Shading"/>
-    <w:lsdException w:unhideWhenUsed="0" w:uiPriority="61" w:semiHidden="0" w:name="Light List"/>
-    <w:lsdException w:unhideWhenUsed="0" w:uiPriority="62" w:semiHidden="0" w:name="Light Grid"/>
-    <w:lsdException w:unhideWhenUsed="0" w:uiPriority="63" w:semiHidden="0" w:name="Medium Shading 1"/>
-    <w:lsdException w:unhideWhenUsed="0" w:uiPriority="64" w:semiHidden="0" w:name="Medium Shading 2"/>
-    <w:lsdException w:unhideWhenUsed="0" w:uiPriority="65" w:semiHidden="0" w:name="Medium List 1"/>
-    <w:lsdException w:unhideWhenUsed="0" w:uiPriority="66" w:semiHidden="0" w:name="Medium List 2"/>
-    <w:lsdException w:unhideWhenUsed="0" w:uiPriority="67" w:semiHidden="0" w:name="Medium Grid 1"/>
-    <w:lsdException w:unhideWhenUsed="0" w:uiPriority="68" w:semiHidden="0" w:name="Medium Grid 2"/>
-    <w:lsdException w:unhideWhenUsed="0" w:uiPriority="69" w:semiHidden="0" w:name="Medium Grid 3"/>
-    <w:lsdException w:unhideWhenUsed="0" w:uiPriority="70" w:semiHidden="0" w:name="Dark List"/>
-    <w:lsdException w:unhideWhenUsed="0" w:uiPriority="71" w:semiHidden="0" w:name="Colorful Shading"/>
-    <w:lsdException w:unhideWhenUsed="0" w:uiPriority="72" w:semiHidden="0" w:name="Colorful List"/>
-    <w:lsdException w:unhideWhenUsed="0" w:uiPriority="73" w:semiHidden="0" w:name="Colorful Grid"/>
-    <w:lsdException w:unhideWhenUsed="0" w:uiPriority="60" w:semiHidden="0" w:name="Light Shading Accent 1"/>
-    <w:lsdException w:unhideWhenUsed="0" w:uiPriority="61" w:semiHidden="0" w:name="Light List Accent 1"/>
-    <w:lsdException w:unhideWhenUsed="0" w:uiPriority="62" w:semiHidden="0" w:name="Light Grid Accent 1"/>
-    <w:lsdException w:unhideWhenUsed="0" w:uiPriority="63" w:semiHidden="0" w:name="Medium Shading 1 Accent 1"/>
-    <w:lsdException w:unhideWhenUsed="0" w:uiPriority="64" w:semiHidden="0" w:name="Medium Shading 2 Accent 1"/>
-    <w:lsdException w:unhideWhenUsed="0" w:uiPriority="65" w:semiHidden="0" w:name="Medium List 1 Accent 1"/>
-    <w:lsdException w:unhideWhenUsed="0" w:uiPriority="66" w:semiHidden="0" w:name="Medium List 2 Accent 1"/>
-    <w:lsdException w:unhideWhenUsed="0" w:uiPriority="67" w:semiHidden="0" w:name="Medium Grid 1 Accent 1"/>
-    <w:lsdException w:unhideWhenUsed="0" w:uiPriority="68" w:semiHidden="0" w:name="Medium Grid 2 Accent 1"/>
-    <w:lsdException w:unhideWhenUsed="0" w:uiPriority="69" w:semiHidden="0" w:name="Medium Grid 3 Accent 1"/>
-    <w:lsdException w:unhideWhenUsed="0" w:uiPriority="70" w:semiHidden="0" w:name="Dark List Accent 1"/>
-    <w:lsdException w:unhideWhenUsed="0" w:uiPriority="71" w:semiHidden="0" w:name="Colorful Shading Accent 1"/>
-    <w:lsdException w:unhideWhenUsed="0" w:uiPriority="72" w:semiHidden="0" w:name="Colorful List Accent 1"/>
-    <w:lsdException w:unhideWhenUsed="0" w:uiPriority="73" w:semiHidden="0" w:name="Colorful Grid Accent 1"/>
-    <w:lsdException w:unhideWhenUsed="0" w:uiPriority="60" w:semiHidden="0" w:name="Light Shading Accent 2"/>
-    <w:lsdException w:unhideWhenUsed="0" w:uiPriority="61" w:semiHidden="0" w:name="Light List Accent 2"/>
-    <w:lsdException w:unhideWhenUsed="0" w:uiPriority="62" w:semiHidden="0" w:name="Light Grid Accent 2"/>
-    <w:lsdException w:unhideWhenUsed="0" w:uiPriority="63" w:semiHidden="0" w:name="Medium Shading 1 Accent 2"/>
-    <w:lsdException w:unhideWhenUsed="0" w:uiPriority="64" w:semiHidden="0" w:name="Medium Shading 2 Accent 2"/>
-    <w:lsdException w:unhideWhenUsed="0" w:uiPriority="65" w:semiHidden="0" w:name="Medium List 1 Accent 2"/>
-    <w:lsdException w:unhideWhenUsed="0" w:uiPriority="66" w:semiHidden="0" w:name="Medium List 2 Accent 2"/>
-    <w:lsdException w:unhideWhenUsed="0" w:uiPriority="67" w:semiHidden="0" w:name="Medium Grid 1 Accent 2"/>
-    <w:lsdException w:unhideWhenUsed="0" w:uiPriority="68" w:semiHidden="0" w:name="Medium Grid 2 Accent 2"/>
-    <w:lsdException w:unhideWhenUsed="0" w:uiPriority="69" w:semiHidden="0" w:name="Medium Grid 3 Accent 2"/>
-    <w:lsdException w:unhideWhenUsed="0" w:uiPriority="70" w:semiHidden="0" w:name="Dark List Accent 2"/>
-    <w:lsdException w:unhideWhenUsed="0" w:uiPriority="71" w:semiHidden="0" w:name="Colorful Shading Accent 2"/>
-    <w:lsdException w:unhideWhenUsed="0" w:uiPriority="72" w:semiHidden="0" w:name="Colorful List Accent 2"/>
-    <w:lsdException w:unhideWhenUsed="0" w:uiPriority="73" w:semiHidden="0" w:name="Colorful Grid Accent 2"/>
-    <w:lsdException w:unhideWhenUsed="0" w:uiPriority="60" w:semiHidden="0" w:name="Light Shading Accent 3"/>
-    <w:lsdException w:unhideWhenUsed="0" w:uiPriority="61" w:semiHidden="0" w:name="Light List Accent 3"/>
-    <w:lsdException w:unhideWhenUsed="0" w:uiPriority="62" w:semiHidden="0" w:name="Light Grid Accent 3"/>
-    <w:lsdException w:unhideWhenUsed="0" w:uiPriority="63" w:semiHidden="0" w:name="Medium Shading 1 Accent 3"/>
-    <w:lsdException w:unhideWhenUsed="0" w:uiPriority="64" w:semiHidden="0" w:name="Medium Shading 2 Accent 3"/>
-    <w:lsdException w:unhideWhenUsed="0" w:uiPriority="65" w:semiHidden="0" w:name="Medium List 1 Accent 3"/>
-    <w:lsdException w:unhideWhenUsed="0" w:uiPriority="66" w:semiHidden="0" w:name="Medium List 2 Accent 3"/>
-    <w:lsdException w:unhideWhenUsed="0" w:uiPriority="67" w:semiHidden="0" w:name="Medium Grid 1 Accent 3"/>
-    <w:lsdException w:unhideWhenUsed="0" w:uiPriority="68" w:semiHidden="0" w:name="Medium Grid 2 Accent 3"/>
-    <w:lsdException w:unhideWhenUsed="0" w:uiPriority="69" w:semiHidden="0" w:name="Medium Grid 3 Accent 3"/>
-    <w:lsdException w:unhideWhenUsed="0" w:uiPriority="70" w:semiHidden="0" w:name="Dark List Accent 3"/>
-    <w:lsdException w:unhideWhenUsed="0" w:uiPriority="71" w:semiHidden="0" w:name="Colorful Shading Accent 3"/>
-    <w:lsdException w:unhideWhenUsed="0" w:uiPriority="72" w:semiHidden="0" w:name="Colorful List Accent 3"/>
-    <w:lsdException w:unhideWhenUsed="0" w:uiPriority="73" w:semiHidden="0" w:name="Colorful Grid Accent 3"/>
-    <w:lsdException w:unhideWhenUsed="0" w:uiPriority="60" w:semiHidden="0" w:name="Light Shading Accent 4"/>
-    <w:lsdException w:unhideWhenUsed="0" w:uiPriority="61" w:semiHidden="0" w:name="Light List Accent 4"/>
-    <w:lsdException w:unhideWhenUsed="0" w:uiPriority="62" w:semiHidden="0" w:name="Light Grid Accent 4"/>
-    <w:lsdException w:unhideWhenUsed="0" w:uiPriority="63" w:semiHidden="0" w:name="Medium Shading 1 Accent 4"/>
-    <w:lsdException w:unhideWhenUsed="0" w:uiPriority="64" w:semiHidden="0" w:name="Medium Shading 2 Accent 4"/>
-    <w:lsdException w:unhideWhenUsed="0" w:uiPriority="65" w:semiHidden="0" w:name="Medium List 1 Accent 4"/>
-    <w:lsdException w:unhideWhenUsed="0" w:uiPriority="66" w:semiHidden="0" w:name="Medium List 2 Accent 4"/>
-    <w:lsdException w:unhideWhenUsed="0" w:uiPriority="67" w:semiHidden="0" w:name="Medium Grid 1 Accent 4"/>
-    <w:lsdException w:unhideWhenUsed="0" w:uiPriority="68" w:semiHidden="0" w:name="Medium Grid 2 Accent 4"/>
-    <w:lsdException w:unhideWhenUsed="0" w:uiPriority="69" w:semiHidden="0" w:name="Medium Grid 3 Accent 4"/>
-    <w:lsdException w:unhideWhenUsed="0" w:uiPriority="70" w:semiHidden="0" w:name="Dark List Accent 4"/>
-    <w:lsdException w:unhideWhenUsed="0" w:uiPriority="71" w:semiHidden="0" w:name="Colorful Shading Accent 4"/>
-    <w:lsdException w:unhideWhenUsed="0" w:uiPriority="72" w:semiHidden="0" w:name="Colorful List Accent 4"/>
-    <w:lsdException w:unhideWhenUsed="0" w:uiPriority="73" w:semiHidden="0" w:name="Colorful Grid Accent 4"/>
-    <w:lsdException w:unhideWhenUsed="0" w:uiPriority="60" w:semiHidden="0" w:name="Light Shading Accent 5"/>
-    <w:lsdException w:unhideWhenUsed="0" w:uiPriority="61" w:semiHidden="0" w:name="Light List Accent 5"/>
-    <w:lsdException w:unhideWhenUsed="0" w:uiPriority="62" w:semiHidden="0" w:name="Light Grid Accent 5"/>
-    <w:lsdException w:unhideWhenUsed="0" w:uiPriority="63" w:semiHidden="0" w:name="Medium Shading 1 Accent 5"/>
-    <w:lsdException w:unhideWhenUsed="0" w:uiPriority="64" w:semiHidden="0" w:name="Medium Shading 2 Accent 5"/>
-    <w:lsdException w:unhideWhenUsed="0" w:uiPriority="65" w:semiHidden="0" w:name="Medium List 1 Accent 5"/>
-    <w:lsdException w:unhideWhenUsed="0" w:uiPriority="66" w:semiHidden="0" w:name="Medium List 2 Accent 5"/>
-    <w:lsdException w:unhideWhenUsed="0" w:uiPriority="67" w:semiHidden="0" w:name="Medium Grid 1 Accent 5"/>
-    <w:lsdException w:unhideWhenUsed="0" w:uiPriority="68" w:semiHidden="0" w:name="Medium Grid 2 Accent 5"/>
-    <w:lsdException w:unhideWhenUsed="0" w:uiPriority="69" w:semiHidden="0" w:name="Medium Grid 3 Accent 5"/>
-    <w:lsdException w:unhideWhenUsed="0" w:uiPriority="70" w:semiHidden="0" w:name="Dark List Accent 5"/>
-    <w:lsdException w:unhideWhenUsed="0" w:uiPriority="71" w:semiHidden="0" w:name="Colorful Shading Accent 5"/>
-    <w:lsdException w:unhideWhenUsed="0" w:uiPriority="72" w:semiHidden="0" w:name="Colorful List Accent 5"/>
-    <w:lsdException w:unhideWhenUsed="0" w:uiPriority="73" w:semiHidden="0" w:name="Colorful Grid Accent 5"/>
-    <w:lsdException w:unhideWhenUsed="0" w:uiPriority="60" w:semiHidden="0" w:name="Light Shading Accent 6"/>
-    <w:lsdException w:unhideWhenUsed="0" w:uiPriority="61" w:semiHidden="0" w:name="Light List Accent 6"/>
-    <w:lsdException w:unhideWhenUsed="0" w:uiPriority="62" w:semiHidden="0" w:name="Light Grid Accent 6"/>
-    <w:lsdException w:unhideWhenUsed="0" w:uiPriority="63" w:semiHidden="0" w:name="Medium Shading 1 Accent 6"/>
-    <w:lsdException w:unhideWhenUsed="0" w:uiPriority="64" w:semiHidden="0" w:name="Medium Shading 2 Accent 6"/>
-    <w:lsdException w:unhideWhenUsed="0" w:uiPriority="65" w:semiHidden="0" w:name="Medium List 1 Accent 6"/>
-    <w:lsdException w:unhideWhenUsed="0" w:uiPriority="66" w:semiHidden="0" w:name="Medium List 2 Accent 6"/>
-    <w:lsdException w:unhideWhenUsed="0" w:uiPriority="67" w:semiHidden="0" w:name="Medium Grid 1 Accent 6"/>
-    <w:lsdException w:unhideWhenUsed="0" w:uiPriority="68" w:semiHidden="0" w:name="Medium Grid 2 Accent 6"/>
-    <w:lsdException w:unhideWhenUsed="0" w:uiPriority="69" w:semiHidden="0" w:name="Medium Grid 3 Accent 6"/>
-    <w:lsdException w:unhideWhenUsed="0" w:uiPriority="70" w:semiHidden="0" w:name="Dark List Accent 6"/>
-    <w:lsdException w:unhideWhenUsed="0" w:uiPriority="71" w:semiHidden="0" w:name="Colorful Shading Accent 6"/>
-    <w:lsdException w:unhideWhenUsed="0" w:uiPriority="72" w:semiHidden="0" w:name="Colorful List Accent 6"/>
-    <w:lsdException w:unhideWhenUsed="0" w:uiPriority="73" w:semiHidden="0" w:name="Colorful Grid Accent 6"/>
+  <w:latentStyles w:defLockedState="0" w:defUIPriority="0" w:defSemiHidden="0" w:defUnhideWhenUsed="0" w:defQFormat="0" w:count="376">
+    <w:lsdException w:name="Normal" w:qFormat="1"/>
+    <w:lsdException w:name="heading 1" w:qFormat="1"/>
+    <w:lsdException w:name="heading 7" w:semiHidden="1" w:unhideWhenUsed="1" w:qFormat="1"/>
+    <w:lsdException w:name="heading 8" w:semiHidden="1" w:unhideWhenUsed="1" w:qFormat="1"/>
+    <w:lsdException w:name="heading 9" w:semiHidden="1" w:unhideWhenUsed="1" w:qFormat="1"/>
+    <w:lsdException w:name="caption" w:semiHidden="1" w:unhideWhenUsed="1" w:qFormat="1"/>
+    <w:lsdException w:name="Default Paragraph Font" w:semiHidden="1"/>
+    <w:lsdException w:name="Strong" w:qFormat="1"/>
+    <w:lsdException w:name="Emphasis" w:qFormat="1"/>
+    <w:lsdException w:name="HTML Top of Form" w:semiHidden="1" w:uiPriority="99" w:unhideWhenUsed="1"/>
+    <w:lsdException w:name="HTML Bottom of Form" w:semiHidden="1" w:uiPriority="99" w:unhideWhenUsed="1"/>
+    <w:lsdException w:name="Normal Table" w:semiHidden="1" w:unhideWhenUsed="1"/>
+    <w:lsdException w:name="No List" w:semiHidden="1" w:uiPriority="99" w:unhideWhenUsed="1"/>
+    <w:lsdException w:name="Outline List 1" w:semiHidden="1" w:uiPriority="99" w:unhideWhenUsed="1"/>
+    <w:lsdException w:name="Outline List 2" w:semiHidden="1" w:uiPriority="99" w:unhideWhenUsed="1"/>
+    <w:lsdException w:name="Outline List 3" w:semiHidden="1" w:uiPriority="99" w:unhideWhenUsed="1"/>
+    <w:lsdException w:name="Table Simple 1" w:semiHidden="1" w:unhideWhenUsed="1"/>
+    <w:lsdException w:name="Table Simple 2" w:semiHidden="1" w:unhideWhenUsed="1"/>
+    <w:lsdException w:name="Table Simple 3" w:semiHidden="1" w:unhideWhenUsed="1"/>
+    <w:lsdException w:name="Table Classic 1" w:semiHidden="1" w:unhideWhenUsed="1"/>
+    <w:lsdException w:name="Table Classic 2" w:semiHidden="1" w:unhideWhenUsed="1"/>
+    <w:lsdException w:name="Table Classic 3" w:semiHidden="1" w:unhideWhenUsed="1"/>
+    <w:lsdException w:name="Table Classic 4" w:semiHidden="1" w:unhideWhenUsed="1"/>
+    <w:lsdException w:name="Table Colorful 1" w:semiHidden="1" w:unhideWhenUsed="1"/>
+    <w:lsdException w:name="Table Colorful 2" w:semiHidden="1" w:unhideWhenUsed="1"/>
+    <w:lsdException w:name="Table Colorful 3" w:semiHidden="1" w:unhideWhenUsed="1"/>
+    <w:lsdException w:name="Table Columns 1" w:semiHidden="1" w:unhideWhenUsed="1"/>
+    <w:lsdException w:name="Table Columns 2" w:semiHidden="1" w:unhideWhenUsed="1"/>
+    <w:lsdException w:name="Table Columns 3" w:semiHidden="1" w:unhideWhenUsed="1"/>
+    <w:lsdException w:name="Table Columns 4" w:semiHidden="1" w:unhideWhenUsed="1"/>
+    <w:lsdException w:name="Table Columns 5" w:semiHidden="1" w:unhideWhenUsed="1"/>
+    <w:lsdException w:name="Table Grid 1" w:semiHidden="1" w:unhideWhenUsed="1"/>
+    <w:lsdException w:name="Table Grid 2" w:semiHidden="1" w:unhideWhenUsed="1"/>
+    <w:lsdException w:name="Table Grid 3" w:semiHidden="1" w:unhideWhenUsed="1"/>
+    <w:lsdException w:name="Table Grid 4" w:semiHidden="1" w:unhideWhenUsed="1"/>
+    <w:lsdException w:name="Table Grid 5" w:semiHidden="1" w:unhideWhenUsed="1"/>
+    <w:lsdException w:name="Table Grid 6" w:semiHidden="1" w:unhideWhenUsed="1"/>
+    <w:lsdException w:name="Table Grid 7" w:semiHidden="1" w:unhideWhenUsed="1"/>
+    <w:lsdException w:name="Table Grid 8" w:semiHidden="1" w:unhideWhenUsed="1"/>
+    <w:lsdException w:name="Table List 1" w:semiHidden="1" w:unhideWhenUsed="1"/>
+    <w:lsdException w:name="Table List 2" w:semiHidden="1" w:unhideWhenUsed="1"/>
+    <w:lsdException w:name="Table List 3" w:semiHidden="1" w:unhideWhenUsed="1"/>
+    <w:lsdException w:name="Table List 4" w:semiHidden="1" w:unhideWhenUsed="1"/>
+    <w:lsdException w:name="Table List 5" w:semiHidden="1" w:unhideWhenUsed="1"/>
+    <w:lsdException w:name="Table List 6" w:semiHidden="1" w:unhideWhenUsed="1"/>
+    <w:lsdException w:name="Table List 7" w:semiHidden="1" w:unhideWhenUsed="1"/>
+    <w:lsdException w:name="Table List 8" w:semiHidden="1" w:unhideWhenUsed="1"/>
+    <w:lsdException w:name="Table 3D effects 1" w:semiHidden="1" w:unhideWhenUsed="1"/>
+    <w:lsdException w:name="Table 3D effects 2" w:semiHidden="1" w:unhideWhenUsed="1"/>
+    <w:lsdException w:name="Table 3D effects 3" w:semiHidden="1" w:unhideWhenUsed="1"/>
+    <w:lsdException w:name="Table Contemporary" w:semiHidden="1" w:unhideWhenUsed="1"/>
+    <w:lsdException w:name="Table Elegant" w:semiHidden="1" w:unhideWhenUsed="1"/>
+    <w:lsdException w:name="Table Professional" w:semiHidden="1" w:unhideWhenUsed="1"/>
+    <w:lsdException w:name="Table Subtle 1" w:semiHidden="1" w:unhideWhenUsed="1"/>
+    <w:lsdException w:name="Table Subtle 2" w:semiHidden="1" w:unhideWhenUsed="1"/>
+    <w:lsdException w:name="Table Web 1" w:semiHidden="1" w:unhideWhenUsed="1"/>
+    <w:lsdException w:name="Table Web 2" w:semiHidden="1" w:unhideWhenUsed="1"/>
+    <w:lsdException w:name="Table Web 3" w:semiHidden="1" w:unhideWhenUsed="1"/>
+    <w:lsdException w:name="Table Theme" w:semiHidden="1" w:unhideWhenUsed="1"/>
+    <w:lsdException w:name="Placeholder Text" w:semiHidden="1" w:uiPriority="99" w:unhideWhenUsed="1"/>
+    <w:lsdException w:name="No Spacing" w:semiHidden="1" w:uiPriority="99" w:unhideWhenUsed="1"/>
+    <w:lsdException w:name="Light Shading" w:uiPriority="60"/>
+    <w:lsdException w:name="Light List" w:uiPriority="61"/>
+    <w:lsdException w:name="Light Grid" w:uiPriority="62"/>
+    <w:lsdException w:name="Medium Shading 1" w:uiPriority="63"/>
+    <w:lsdException w:name="Medium Shading 2" w:uiPriority="64"/>
+    <w:lsdException w:name="Medium List 1" w:uiPriority="65"/>
+    <w:lsdException w:name="Medium List 2" w:uiPriority="66"/>
+    <w:lsdException w:name="Medium Grid 1" w:uiPriority="67"/>
+    <w:lsdException w:name="Medium Grid 2" w:uiPriority="68"/>
+    <w:lsdException w:name="Medium Grid 3" w:uiPriority="69"/>
+    <w:lsdException w:name="Dark List" w:uiPriority="70"/>
+    <w:lsdException w:name="Colorful Shading" w:uiPriority="71"/>
+    <w:lsdException w:name="Colorful List" w:uiPriority="72"/>
+    <w:lsdException w:name="Colorful Grid" w:uiPriority="73"/>
+    <w:lsdException w:name="Light Shading Accent 1" w:uiPriority="60"/>
+    <w:lsdException w:name="Light List Accent 1" w:uiPriority="61"/>
+    <w:lsdException w:name="Light Grid Accent 1" w:uiPriority="62"/>
+    <w:lsdException w:name="Medium Shading 1 Accent 1" w:uiPriority="63"/>
+    <w:lsdException w:name="Medium Shading 2 Accent 1" w:uiPriority="64"/>
+    <w:lsdException w:name="Medium List 1 Accent 1" w:uiPriority="65"/>
+    <w:lsdException w:name="Revision" w:semiHidden="1" w:uiPriority="99" w:unhideWhenUsed="1"/>
+    <w:lsdException w:name="List Paragraph" w:semiHidden="1" w:uiPriority="99" w:unhideWhenUsed="1"/>
+    <w:lsdException w:name="Quote" w:semiHidden="1" w:uiPriority="99" w:unhideWhenUsed="1"/>
+    <w:lsdException w:name="Intense Quote" w:semiHidden="1" w:uiPriority="99" w:unhideWhenUsed="1"/>
+    <w:lsdException w:name="Medium List 2 Accent 1" w:uiPriority="66"/>
+    <w:lsdException w:name="Medium Grid 1 Accent 1" w:uiPriority="67"/>
+    <w:lsdException w:name="Medium Grid 2 Accent 1" w:uiPriority="68"/>
+    <w:lsdException w:name="Medium Grid 3 Accent 1" w:uiPriority="69"/>
+    <w:lsdException w:name="Dark List Accent 1" w:uiPriority="70"/>
+    <w:lsdException w:name="Colorful Shading Accent 1" w:uiPriority="71"/>
+    <w:lsdException w:name="Colorful List Accent 1" w:uiPriority="72"/>
+    <w:lsdException w:name="Colorful Grid Accent 1" w:uiPriority="73"/>
+    <w:lsdException w:name="Light Shading Accent 2" w:uiPriority="60"/>
+    <w:lsdException w:name="Light List Accent 2" w:uiPriority="61"/>
+    <w:lsdException w:name="Light Grid Accent 2" w:uiPriority="62"/>
+    <w:lsdException w:name="Medium Shading 1 Accent 2" w:uiPriority="63"/>
+    <w:lsdException w:name="Medium Shading 2 Accent 2" w:uiPriority="64"/>
+    <w:lsdException w:name="Medium List 1 Accent 2" w:uiPriority="65"/>
+    <w:lsdException w:name="Medium List 2 Accent 2" w:uiPriority="66"/>
+    <w:lsdException w:name="Medium Grid 1 Accent 2" w:uiPriority="67"/>
+    <w:lsdException w:name="Medium Grid 2 Accent 2" w:uiPriority="68"/>
+    <w:lsdException w:name="Medium Grid 3 Accent 2" w:uiPriority="69"/>
+    <w:lsdException w:name="Dark List Accent 2" w:uiPriority="70"/>
+    <w:lsdException w:name="Colorful Shading Accent 2" w:uiPriority="71"/>
+    <w:lsdException w:name="Colorful List Accent 2" w:uiPriority="72"/>
+    <w:lsdException w:name="Colorful Grid Accent 2" w:uiPriority="73"/>
+    <w:lsdException w:name="Light Shading Accent 3" w:uiPriority="60"/>
+    <w:lsdException w:name="Light List Accent 3" w:uiPriority="61"/>
+    <w:lsdException w:name="Light Grid Accent 3" w:uiPriority="62"/>
+    <w:lsdException w:name="Medium Shading 1 Accent 3" w:uiPriority="63"/>
+    <w:lsdException w:name="Medium Shading 2 Accent 3" w:uiPriority="64"/>
+    <w:lsdException w:name="Medium List 1 Accent 3" w:uiPriority="65"/>
+    <w:lsdException w:name="Medium List 2 Accent 3" w:uiPriority="66"/>
+    <w:lsdException w:name="Medium Grid 1 Accent 3" w:uiPriority="67"/>
+    <w:lsdException w:name="Medium Grid 2 Accent 3" w:uiPriority="68"/>
+    <w:lsdException w:name="Medium Grid 3 Accent 3" w:uiPriority="69"/>
+    <w:lsdException w:name="Dark List Accent 3" w:uiPriority="70"/>
+    <w:lsdException w:name="Colorful Shading Accent 3" w:uiPriority="71"/>
+    <w:lsdException w:name="Colorful List Accent 3" w:uiPriority="72"/>
+    <w:lsdException w:name="Colorful Grid Accent 3" w:uiPriority="73"/>
+    <w:lsdException w:name="Light Shading Accent 4" w:uiPriority="60"/>
+    <w:lsdException w:name="Light List Accent 4" w:uiPriority="61"/>
+    <w:lsdException w:name="Light Grid Accent 4" w:uiPriority="62"/>
+    <w:lsdException w:name="Medium Shading 1 Accent 4" w:uiPriority="63"/>
+    <w:lsdException w:name="Medium Shading 2 Accent 4" w:uiPriority="64"/>
+    <w:lsdException w:name="Medium List 1 Accent 4" w:uiPriority="65"/>
+    <w:lsdException w:name="Medium List 2 Accent 4" w:uiPriority="66"/>
+    <w:lsdException w:name="Medium Grid 1 Accent 4" w:uiPriority="67"/>
+    <w:lsdException w:name="Medium Grid 2 Accent 4" w:uiPriority="68"/>
+    <w:lsdException w:name="Medium Grid 3 Accent 4" w:uiPriority="69"/>
+    <w:lsdException w:name="Dark List Accent 4" w:uiPriority="70"/>
+    <w:lsdException w:name="Colorful Shading Accent 4" w:uiPriority="71"/>
+    <w:lsdException w:name="Colorful List Accent 4" w:uiPriority="72"/>
+    <w:lsdException w:name="Colorful Grid Accent 4" w:uiPriority="73"/>
+    <w:lsdException w:name="Light Shading Accent 5" w:uiPriority="60"/>
+    <w:lsdException w:name="Light List Accent 5" w:uiPriority="61"/>
+    <w:lsdException w:name="Light Grid Accent 5" w:uiPriority="62"/>
+    <w:lsdException w:name="Medium Shading 1 Accent 5" w:uiPriority="63"/>
+    <w:lsdException w:name="Medium Shading 2 Accent 5" w:uiPriority="64"/>
+    <w:lsdException w:name="Medium List 1 Accent 5" w:uiPriority="65"/>
+    <w:lsdException w:name="Medium List 2 Accent 5" w:uiPriority="66"/>
+    <w:lsdException w:name="Medium Grid 1 Accent 5" w:uiPriority="67"/>
+    <w:lsdException w:name="Medium Grid 2 Accent 5" w:uiPriority="68"/>
+    <w:lsdException w:name="Medium Grid 3 Accent 5" w:uiPriority="69"/>
+    <w:lsdException w:name="Dark List Accent 5" w:uiPriority="70"/>
+    <w:lsdException w:name="Colorful Shading Accent 5" w:uiPriority="71"/>
+    <w:lsdException w:name="Colorful List Accent 5" w:uiPriority="72"/>
+    <w:lsdException w:name="Colorful Grid Accent 5" w:uiPriority="73"/>
+    <w:lsdException w:name="Light Shading Accent 6" w:uiPriority="60"/>
+    <w:lsdException w:name="Light List Accent 6" w:uiPriority="61"/>
+    <w:lsdException w:name="Light Grid Accent 6" w:uiPriority="62"/>
+    <w:lsdException w:name="Medium Shading 1 Accent 6" w:uiPriority="63"/>
+    <w:lsdException w:name="Medium Shading 2 Accent 6" w:uiPriority="64"/>
+    <w:lsdException w:name="Medium List 1 Accent 6" w:uiPriority="65"/>
+    <w:lsdException w:name="Medium List 2 Accent 6" w:uiPriority="66"/>
+    <w:lsdException w:name="Medium Grid 1 Accent 6" w:uiPriority="67"/>
+    <w:lsdException w:name="Medium Grid 2 Accent 6" w:uiPriority="68"/>
+    <w:lsdException w:name="Medium Grid 3 Accent 6" w:uiPriority="69"/>
+    <w:lsdException w:name="Dark List Accent 6" w:uiPriority="70"/>
+    <w:lsdException w:name="Colorful Shading Accent 6" w:uiPriority="71"/>
+    <w:lsdException w:name="Colorful List Accent 6" w:uiPriority="72"/>
+    <w:lsdException w:name="Colorful Grid Accent 6" w:uiPriority="73"/>
+    <w:lsdException w:name="Subtle Emphasis" w:uiPriority="19" w:qFormat="1"/>
+    <w:lsdException w:name="Intense Emphasis" w:uiPriority="21" w:qFormat="1"/>
+    <w:lsdException w:name="Subtle Reference" w:uiPriority="31" w:qFormat="1"/>
+    <w:lsdException w:name="Intense Reference" w:uiPriority="32" w:qFormat="1"/>
+    <w:lsdException w:name="Book Title" w:uiPriority="33" w:qFormat="1"/>
+    <w:lsdException w:name="Bibliography" w:semiHidden="1" w:uiPriority="37" w:unhideWhenUsed="1"/>
+    <w:lsdException w:name="TOC Heading" w:semiHidden="1" w:uiPriority="39" w:unhideWhenUsed="1" w:qFormat="1"/>
+    <w:lsdException w:name="Plain Table 1" w:uiPriority="41"/>
+    <w:lsdException w:name="Plain Table 2" w:uiPriority="42"/>
+    <w:lsdException w:name="Plain Table 3" w:uiPriority="43"/>
+    <w:lsdException w:name="Plain Table 4" w:uiPriority="44"/>
+    <w:lsdException w:name="Plain Table 5" w:uiPriority="45"/>
+    <w:lsdException w:name="Grid Table Light" w:uiPriority="40"/>
+    <w:lsdException w:name="Grid Table 1 Light" w:uiPriority="46"/>
+    <w:lsdException w:name="Grid Table 2" w:uiPriority="47"/>
+    <w:lsdException w:name="Grid Table 3" w:uiPriority="48"/>
+    <w:lsdException w:name="Grid Table 4" w:uiPriority="49"/>
+    <w:lsdException w:name="Grid Table 5 Dark" w:uiPriority="50"/>
+    <w:lsdException w:name="Grid Table 6 Colorful" w:uiPriority="51"/>
+    <w:lsdException w:name="Grid Table 7 Colorful" w:uiPriority="52"/>
+    <w:lsdException w:name="Grid Table 1 Light Accent 1" w:uiPriority="46"/>
+    <w:lsdException w:name="Grid Table 2 Accent 1" w:uiPriority="47"/>
+    <w:lsdException w:name="Grid Table 3 Accent 1" w:uiPriority="48"/>
+    <w:lsdException w:name="Grid Table 4 Accent 1" w:uiPriority="49"/>
+    <w:lsdException w:name="Grid Table 5 Dark Accent 1" w:uiPriority="50"/>
+    <w:lsdException w:name="Grid Table 6 Colorful Accent 1" w:uiPriority="51"/>
+    <w:lsdException w:name="Grid Table 7 Colorful Accent 1" w:uiPriority="52"/>
+    <w:lsdException w:name="Grid Table 1 Light Accent 2" w:uiPriority="46"/>
+    <w:lsdException w:name="Grid Table 2 Accent 2" w:uiPriority="47"/>
+    <w:lsdException w:name="Grid Table 3 Accent 2" w:uiPriority="48"/>
+    <w:lsdException w:name="Grid Table 4 Accent 2" w:uiPriority="49"/>
+    <w:lsdException w:name="Grid Table 5 Dark Accent 2" w:uiPriority="50"/>
+    <w:lsdException w:name="Grid Table 6 Colorful Accent 2" w:uiPriority="51"/>
+    <w:lsdException w:name="Grid Table 7 Colorful Accent 2" w:uiPriority="52"/>
+    <w:lsdException w:name="Grid Table 1 Light Accent 3" w:uiPriority="46"/>
+    <w:lsdException w:name="Grid Table 2 Accent 3" w:uiPriority="47"/>
+    <w:lsdException w:name="Grid Table 3 Accent 3" w:uiPriority="48"/>
+    <w:lsdException w:name="Grid Table 4 Accent 3" w:uiPriority="49"/>
+    <w:lsdException w:name="Grid Table 5 Dark Accent 3" w:uiPriority="50"/>
+    <w:lsdException w:name="Grid Table 6 Colorful Accent 3" w:uiPriority="51"/>
+    <w:lsdException w:name="Grid Table 7 Colorful Accent 3" w:uiPriority="52"/>
+    <w:lsdException w:name="Grid Table 1 Light Accent 4" w:uiPriority="46"/>
+    <w:lsdException w:name="Grid Table 2 Accent 4" w:uiPriority="47"/>
+    <w:lsdException w:name="Grid Table 3 Accent 4" w:uiPriority="48"/>
+    <w:lsdException w:name="Grid Table 4 Accent 4" w:uiPriority="49"/>
+    <w:lsdException w:name="Grid Table 5 Dark Accent 4" w:uiPriority="50"/>
+    <w:lsdException w:name="Grid Table 6 Colorful Accent 4" w:uiPriority="51"/>
+    <w:lsdException w:name="Grid Table 7 Colorful Accent 4" w:uiPriority="52"/>
+    <w:lsdException w:name="Grid Table 1 Light Accent 5" w:uiPriority="46"/>
+    <w:lsdException w:name="Grid Table 2 Accent 5" w:uiPriority="47"/>
+    <w:lsdException w:name="Grid Table 3 Accent 5" w:uiPriority="48"/>
+    <w:lsdException w:name="Grid Table 4 Accent 5" w:uiPriority="49"/>
+    <w:lsdException w:name="Grid Table 5 Dark Accent 5" w:uiPriority="50"/>
+    <w:lsdException w:name="Grid Table 6 Colorful Accent 5" w:uiPriority="51"/>
+    <w:lsdException w:name="Grid Table 7 Colorful Accent 5" w:uiPriority="52"/>
+    <w:lsdException w:name="Grid Table 1 Light Accent 6" w:uiPriority="46"/>
+    <w:lsdException w:name="Grid Table 2 Accent 6" w:uiPriority="47"/>
+    <w:lsdException w:name="Grid Table 3 Accent 6" w:uiPriority="48"/>
+    <w:lsdException w:name="Grid Table 4 Accent 6" w:uiPriority="49"/>
+    <w:lsdException w:name="Grid Table 5 Dark Accent 6" w:uiPriority="50"/>
+    <w:lsdException w:name="Grid Table 6 Colorful Accent 6" w:uiPriority="51"/>
+    <w:lsdException w:name="Grid Table 7 Colorful Accent 6" w:uiPriority="52"/>
+    <w:lsdException w:name="List Table 1 Light" w:uiPriority="46"/>
+    <w:lsdException w:name="List Table 2" w:uiPriority="47"/>
+    <w:lsdException w:name="List Table 3" w:uiPriority="48"/>
+    <w:lsdException w:name="List Table 4" w:uiPriority="49"/>
+    <w:lsdException w:name="List Table 5 Dark" w:uiPriority="50"/>
+    <w:lsdException w:name="List Table 6 Colorful" w:uiPriority="51"/>
+    <w:lsdException w:name="List Table 7 Colorful" w:uiPriority="52"/>
+    <w:lsdException w:name="List Table 1 Light Accent 1" w:uiPriority="46"/>
+    <w:lsdException w:name="List Table 2 Accent 1" w:uiPriority="47"/>
+    <w:lsdException w:name="List Table 3 Accent 1" w:uiPriority="48"/>
+    <w:lsdException w:name="List Table 4 Accent 1" w:uiPriority="49"/>
+    <w:lsdException w:name="List Table 5 Dark Accent 1" w:uiPriority="50"/>
+    <w:lsdException w:name="List Table 6 Colorful Accent 1" w:uiPriority="51"/>
+    <w:lsdException w:name="List Table 7 Colorful Accent 1" w:uiPriority="52"/>
+    <w:lsdException w:name="List Table 1 Light Accent 2" w:uiPriority="46"/>
+    <w:lsdException w:name="List Table 2 Accent 2" w:uiPriority="47"/>
+    <w:lsdException w:name="List Table 3 Accent 2" w:uiPriority="48"/>
+    <w:lsdException w:name="List Table 4 Accent 2" w:uiPriority="49"/>
+    <w:lsdException w:name="List Table 5 Dark Accent 2" w:uiPriority="50"/>
+    <w:lsdException w:name="List Table 6 Colorful Accent 2" w:uiPriority="51"/>
+    <w:lsdException w:name="List Table 7 Colorful Accent 2" w:uiPriority="52"/>
+    <w:lsdException w:name="List Table 1 Light Accent 3" w:uiPriority="46"/>
+    <w:lsdException w:name="List Table 2 Accent 3" w:uiPriority="47"/>
+    <w:lsdException w:name="List Table 3 Accent 3" w:uiPriority="48"/>
+    <w:lsdException w:name="List Table 4 Accent 3" w:uiPriority="49"/>
+    <w:lsdException w:name="List Table 5 Dark Accent 3" w:uiPriority="50"/>
+    <w:lsdException w:name="List Table 6 Colorful Accent 3" w:uiPriority="51"/>
+    <w:lsdException w:name="List Table 7 Colorful Accent 3" w:uiPriority="52"/>
+    <w:lsdException w:name="List Table 1 Light Accent 4" w:uiPriority="46"/>
+    <w:lsdException w:name="List Table 2 Accent 4" w:uiPriority="47"/>
+    <w:lsdException w:name="List Table 3 Accent 4" w:uiPriority="48"/>
+    <w:lsdException w:name="List Table 4 Accent 4" w:uiPriority="49"/>
+    <w:lsdException w:name="List Table 5 Dark Accent 4" w:uiPriority="50"/>
+    <w:lsdException w:name="List Table 6 Colorful Accent 4" w:uiPriority="51"/>
+    <w:lsdException w:name="List Table 7 Colorful Accent 4" w:uiPriority="52"/>
+    <w:lsdException w:name="List Table 1 Light Accent 5" w:uiPriority="46"/>
+    <w:lsdException w:name="List Table 2 Accent 5" w:uiPriority="47"/>
+    <w:lsdException w:name="List Table 3 Accent 5" w:uiPriority="48"/>
+    <w:lsdException w:name="List Table 4 Accent 5" w:uiPriority="49"/>
+    <w:lsdException w:name="List Table 5 Dark Accent 5" w:uiPriority="50"/>
+    <w:lsdException w:name="List Table 6 Colorful Accent 5" w:uiPriority="51"/>
+    <w:lsdException w:name="List Table 7 Colorful Accent 5" w:uiPriority="52"/>
+    <w:lsdException w:name="List Table 1 Light Accent 6" w:uiPriority="46"/>
+    <w:lsdException w:name="List Table 2 Accent 6" w:uiPriority="47"/>
+    <w:lsdException w:name="List Table 3 Accent 6" w:uiPriority="48"/>
+    <w:lsdException w:name="List Table 4 Accent 6" w:uiPriority="49"/>
+    <w:lsdException w:name="List Table 5 Dark Accent 6" w:uiPriority="50"/>
+    <w:lsdException w:name="List Table 6 Colorful Accent 6" w:uiPriority="51"/>
+    <w:lsdException w:name="List Table 7 Colorful Accent 6" w:uiPriority="52"/>
+    <w:lsdException w:name="Mention" w:semiHidden="1" w:uiPriority="99" w:unhideWhenUsed="1"/>
+    <w:lsdException w:name="Smart Hyperlink" w:semiHidden="1" w:uiPriority="99" w:unhideWhenUsed="1"/>
+    <w:lsdException w:name="Hashtag" w:semiHidden="1" w:uiPriority="99" w:unhideWhenUsed="1"/>
+    <w:lsdException w:name="Unresolved Mention" w:semiHidden="1" w:uiPriority="99" w:unhideWhenUsed="1"/>
+    <w:lsdException w:name="Smart Link" w:semiHidden="1" w:uiPriority="99" w:unhideWhenUsed="1"/>
   </w:latentStyles>
-  <w:style w:type="paragraph" w:default="1" w:styleId="1">
+  <w:style w:type="paragraph" w:default="1" w:styleId="Normal">
     <w:name w:val="Normal"/>
     <w:qFormat/>
-    <w:uiPriority w:val="0"/>
     <w:pPr>
       <w:spacing w:line="276" w:lineRule="auto"/>
     </w:pPr>
     <w:rPr>
-      <w:rFonts w:ascii="Arial" w:hAnsi="Arial" w:eastAsia="Arial" w:cs="Arial"/>
       <w:sz w:val="22"/>
       <w:szCs w:val="22"/>
       <w:lang w:val="en"/>
     </w:rPr>
   </w:style>
-  <w:style w:type="paragraph" w:styleId="2">
+  <w:style w:type="paragraph" w:styleId="Heading1">
     <w:name w:val="heading 1"/>
-    <w:basedOn w:val="1"/>
-    <w:next w:val="1"/>
+    <w:basedOn w:val="Normal"/>
+    <w:next w:val="Normal"/>
     <w:qFormat/>
-    <w:uiPriority w:val="0"/>
     <w:pPr>
       <w:keepNext/>
       <w:keepLines/>
-      <w:pageBreakBefore w:val="0"/>
       <w:spacing w:before="400" w:after="120"/>
+      <w:outlineLvl w:val="0"/>
     </w:pPr>
     <w:rPr>
       <w:sz w:val="40"/>
       <w:szCs w:val="40"/>
     </w:rPr>
   </w:style>
-  <w:style w:type="paragraph" w:styleId="3">
+  <w:style w:type="paragraph" w:styleId="Heading2">
     <w:name w:val="heading 2"/>
-    <w:basedOn w:val="1"/>
-    <w:next w:val="1"/>
-    <w:uiPriority w:val="0"/>
+    <w:basedOn w:val="Normal"/>
+    <w:next w:val="Normal"/>
     <w:pPr>
       <w:keepNext/>
       <w:keepLines/>
-      <w:pageBreakBefore w:val="0"/>
       <w:spacing w:before="360" w:after="120"/>
+      <w:outlineLvl w:val="1"/>
     </w:pPr>
     <w:rPr>
       <w:sz w:val="32"/>
       <w:szCs w:val="32"/>
     </w:rPr>
   </w:style>
-  <w:style w:type="paragraph" w:styleId="4">
+  <w:style w:type="paragraph" w:styleId="Heading3">
     <w:name w:val="heading 3"/>
-    <w:basedOn w:val="1"/>
-    <w:next w:val="1"/>
-    <w:uiPriority w:val="0"/>
+    <w:basedOn w:val="Normal"/>
+    <w:next w:val="Normal"/>
     <w:pPr>
       <w:keepNext/>
       <w:keepLines/>
-      <w:pageBreakBefore w:val="0"/>
       <w:spacing w:before="320" w:after="80"/>
+      <w:outlineLvl w:val="2"/>
     </w:pPr>
     <w:rPr>
       <w:color w:val="434343"/>
@@ -1714,16 +1558,15 @@
       <w:szCs w:val="28"/>
     </w:rPr>
   </w:style>
-  <w:style w:type="paragraph" w:styleId="5">
+  <w:style w:type="paragraph" w:styleId="Heading4">
     <w:name w:val="heading 4"/>
-    <w:basedOn w:val="1"/>
-    <w:next w:val="1"/>
-    <w:uiPriority w:val="0"/>
+    <w:basedOn w:val="Normal"/>
+    <w:next w:val="Normal"/>
     <w:pPr>
       <w:keepNext/>
       <w:keepLines/>
-      <w:pageBreakBefore w:val="0"/>
       <w:spacing w:before="280" w:after="80"/>
+      <w:outlineLvl w:val="3"/>
     </w:pPr>
     <w:rPr>
       <w:color w:val="666666"/>
@@ -1731,51 +1574,48 @@
       <w:szCs w:val="24"/>
     </w:rPr>
   </w:style>
-  <w:style w:type="paragraph" w:styleId="6">
+  <w:style w:type="paragraph" w:styleId="Heading5">
     <w:name w:val="heading 5"/>
-    <w:basedOn w:val="1"/>
-    <w:next w:val="1"/>
-    <w:uiPriority w:val="0"/>
+    <w:basedOn w:val="Normal"/>
+    <w:next w:val="Normal"/>
     <w:pPr>
       <w:keepNext/>
       <w:keepLines/>
-      <w:pageBreakBefore w:val="0"/>
       <w:spacing w:before="240" w:after="80"/>
+      <w:outlineLvl w:val="4"/>
     </w:pPr>
     <w:rPr>
       <w:color w:val="666666"/>
-      <w:sz w:val="22"/>
-      <w:szCs w:val="22"/>
     </w:rPr>
   </w:style>
-  <w:style w:type="paragraph" w:styleId="7">
+  <w:style w:type="paragraph" w:styleId="Heading6">
     <w:name w:val="heading 6"/>
-    <w:basedOn w:val="1"/>
-    <w:next w:val="1"/>
-    <w:uiPriority w:val="0"/>
+    <w:basedOn w:val="Normal"/>
+    <w:next w:val="Normal"/>
     <w:pPr>
       <w:keepNext/>
       <w:keepLines/>
-      <w:pageBreakBefore w:val="0"/>
       <w:spacing w:before="240" w:after="80"/>
+      <w:outlineLvl w:val="5"/>
     </w:pPr>
     <w:rPr>
       <w:i/>
       <w:color w:val="666666"/>
-      <w:sz w:val="22"/>
-      <w:szCs w:val="22"/>
     </w:rPr>
   </w:style>
-  <w:style w:type="character" w:default="1" w:styleId="8">
+  <w:style w:type="character" w:default="1" w:styleId="DefaultParagraphFont">
     <w:name w:val="Default Paragraph Font"/>
+    <w:uiPriority w:val="1"/>
     <w:semiHidden/>
-    <w:uiPriority w:val="0"/>
+    <w:unhideWhenUsed/>
   </w:style>
-  <w:style w:type="table" w:default="1" w:styleId="9">
+  <w:style w:type="table" w:default="1" w:styleId="TableNormal">
     <w:name w:val="Normal Table"/>
+    <w:uiPriority w:val="99"/>
     <w:semiHidden/>
-    <w:uiPriority w:val="0"/>
+    <w:unhideWhenUsed/>
     <w:tblPr>
+      <w:tblInd w:w="0" w:type="dxa"/>
       <w:tblCellMar>
         <w:top w:w="0" w:type="dxa"/>
         <w:left w:w="108" w:type="dxa"/>
@@ -1784,43 +1624,51 @@
       </w:tblCellMar>
     </w:tblPr>
   </w:style>
-  <w:style w:type="paragraph" w:styleId="10">
+  <w:style w:type="numbering" w:default="1" w:styleId="NoList">
+    <w:name w:val="No List"/>
+    <w:uiPriority w:val="99"/>
+    <w:semiHidden/>
+    <w:unhideWhenUsed/>
+  </w:style>
+  <w:style w:type="paragraph" w:styleId="Subtitle">
     <w:name w:val="Subtitle"/>
-    <w:basedOn w:val="1"/>
-    <w:next w:val="1"/>
-    <w:uiPriority w:val="0"/>
+    <w:basedOn w:val="Normal"/>
+    <w:next w:val="Normal"/>
     <w:pPr>
       <w:keepNext/>
       <w:keepLines/>
-      <w:pageBreakBefore w:val="0"/>
-      <w:spacing w:before="0" w:after="320"/>
+      <w:spacing w:after="320"/>
     </w:pPr>
     <w:rPr>
-      <w:rFonts w:ascii="Arial" w:hAnsi="Arial" w:eastAsia="Arial" w:cs="Arial"/>
       <w:color w:val="666666"/>
       <w:sz w:val="30"/>
       <w:szCs w:val="30"/>
     </w:rPr>
   </w:style>
-  <w:style w:type="paragraph" w:styleId="11">
+  <w:style w:type="paragraph" w:styleId="Title">
     <w:name w:val="Title"/>
-    <w:basedOn w:val="1"/>
-    <w:next w:val="1"/>
-    <w:uiPriority w:val="0"/>
+    <w:basedOn w:val="Normal"/>
+    <w:next w:val="Normal"/>
     <w:pPr>
       <w:keepNext/>
       <w:keepLines/>
-      <w:pageBreakBefore w:val="0"/>
-      <w:spacing w:before="0" w:after="60"/>
+      <w:spacing w:after="60"/>
     </w:pPr>
     <w:rPr>
       <w:sz w:val="52"/>
       <w:szCs w:val="52"/>
     </w:rPr>
   </w:style>
-  <w:style w:type="table" w:customStyle="1" w:styleId="12">
+  <w:style w:type="table" w:customStyle="1" w:styleId="TableNormal1">
     <w:name w:val="Table Normal1"/>
-    <w:uiPriority w:val="0"/>
+    <w:tblPr>
+      <w:tblCellMar>
+        <w:top w:w="0" w:type="dxa"/>
+        <w:left w:w="0" w:type="dxa"/>
+        <w:bottom w:w="0" w:type="dxa"/>
+        <w:right w:w="0" w:type="dxa"/>
+      </w:tblCellMar>
+    </w:tblPr>
   </w:style>
 </w:styles>
 </file>
@@ -2141,5 +1989,6 @@
       </a:style>
     </a:lnDef>
   </a:objectDefaults>
+  <a:extraClrSchemeLst/>
 </a:theme>
 </file>